--- a/DEVELOPER_GUIDE_V2(UPDATED).docx
+++ b/DEVELOPER_GUIDE_V2(UPDATED).docx
@@ -20,6 +20,552 @@
         <w:pStyle w:val="Heading1"/>
       </w:pPr>
       <w:r>
+        <w:t>Path Safety Assessment Tool (PSAT)</w:t>
+      </w:r>
+    </w:p>
+    <w:p/>
+    <w:p>
+      <w:r>
+        <w:t>&gt; Developer Guide | Updated May 2026</w:t>
+      </w:r>
+    </w:p>
+    <w:p/>
+    <w:p>
+      <w:r>
+        <w:t>____________________</w:t>
+      </w:r>
+    </w:p>
+    <w:p/>
+    <w:p>
+      <w:pPr>
+        <w:pStyle w:val="Heading2"/>
+      </w:pPr>
+      <w:r>
+        <w:t>Table of Contents</w:t>
+      </w:r>
+    </w:p>
+    <w:p/>
+    <w:p>
+      <w:pPr>
+        <w:pStyle w:val="ListBullet"/>
+      </w:pPr>
+      <w:r>
+        <w:t>[1.1 What PSAT Does](#1-1-what-psat-does)</w:t>
+      </w:r>
+    </w:p>
+    <w:p>
+      <w:pPr>
+        <w:pStyle w:val="ListBullet"/>
+      </w:pPr>
+      <w:r>
+        <w:t>[1.2 Quick Start](#1-2-quick-start)</w:t>
+      </w:r>
+    </w:p>
+    <w:p>
+      <w:pPr>
+        <w:pStyle w:val="ListBullet"/>
+      </w:pPr>
+      <w:r>
+        <w:t>[1.3 Repository Layout](#1-3-repository-layout)</w:t>
+      </w:r>
+    </w:p>
+    <w:p>
+      <w:pPr>
+        <w:pStyle w:val="ListBullet"/>
+      </w:pPr>
+      <w:r>
+        <w:t>[1.4 Documentation Index](#1-4-documentation-index)</w:t>
+      </w:r>
+    </w:p>
+    <w:p/>
+    <w:p>
+      <w:pPr>
+        <w:pStyle w:val="Heading2"/>
+      </w:pPr>
+      <w:r>
+        <w:t>1.1 What PSAT Does</w:t>
+      </w:r>
+    </w:p>
+    <w:p/>
+    <w:p>
+      <w:r>
+        <w:t>The Path Safety Assessment Tool (PSAT) is an internal web application for assessing cycling and active-mobility corridors using the CycleRAP v2.11 methodology. It combines image-driven coding, GIS lookups, manual review, scoring, and treatment testing in one workflow.</w:t>
+      </w:r>
+    </w:p>
+    <w:p/>
+    <w:p>
+      <w:r>
+        <w:t>PSAT is used to:</w:t>
+      </w:r>
+    </w:p>
+    <w:p/>
+    <w:p>
+      <w:pPr>
+        <w:pStyle w:val="ListBullet"/>
+      </w:pPr>
+      <w:r>
+        <w:t>turn geotagged survey images into segment-based project data</w:t>
+      </w:r>
+    </w:p>
+    <w:p>
+      <w:pPr>
+        <w:pStyle w:val="ListBullet"/>
+      </w:pPr>
+      <w:r>
+        <w:t>auto-code attributes with CV models, GIS rules, and gradient profiles</w:t>
+      </w:r>
+    </w:p>
+    <w:p>
+      <w:pPr>
+        <w:pStyle w:val="ListBullet"/>
+      </w:pPr>
+      <w:r>
+        <w:t>inspect and manage the GIS layers that power the coding rules</w:t>
+      </w:r>
+    </w:p>
+    <w:p>
+      <w:pPr>
+        <w:pStyle w:val="ListBullet"/>
+      </w:pPr>
+      <w:r>
+        <w:t>review and correct coding in a synchronised image-table-map workspace</w:t>
+      </w:r>
+    </w:p>
+    <w:p>
+      <w:pPr>
+        <w:pStyle w:val="ListBullet"/>
+      </w:pPr>
+      <w:r>
+        <w:t>calculate **BB**, **BP**, **SB**, and **VB** risk scores plus overall risk bands</w:t>
+      </w:r>
+    </w:p>
+    <w:p>
+      <w:pPr>
+        <w:pStyle w:val="ListBullet"/>
+      </w:pPr>
+      <w:r>
+        <w:t>analyse one or more projects together with filters, charts, and exports</w:t>
+      </w:r>
+    </w:p>
+    <w:p>
+      <w:pPr>
+        <w:pStyle w:val="ListBullet"/>
+      </w:pPr>
+      <w:r>
+        <w:t>test treatments and compare before/after risk outcomes, including generating AI image prompts for treatment visualisation</w:t>
+      </w:r>
+    </w:p>
+    <w:p/>
+    <w:p>
+      <w:pPr>
+        <w:pStyle w:val="Heading2"/>
+      </w:pPr>
+      <w:r>
+        <w:t>1.2 Quick Start</w:t>
+      </w:r>
+    </w:p>
+    <w:p/>
+    <w:p>
+      <w:r>
+        <w:t>```bash</w:t>
+      </w:r>
+    </w:p>
+    <w:p>
+      <w:pPr>
+        <w:pStyle w:val="Heading1"/>
+      </w:pPr>
+      <w:r>
+        <w:t>1. Clone the repository</w:t>
+      </w:r>
+    </w:p>
+    <w:p>
+      <w:r>
+        <w:t>git clone https://github.com/LinXH8/PathSafetyAssessmentTool.git</w:t>
+      </w:r>
+    </w:p>
+    <w:p>
+      <w:r>
+        <w:t>cd PathSafetyAssessmentTool</w:t>
+      </w:r>
+    </w:p>
+    <w:p/>
+    <w:p>
+      <w:pPr>
+        <w:pStyle w:val="Heading1"/>
+      </w:pPr>
+      <w:r>
+        <w:t>2. Create the input folder before Docker creates it for you</w:t>
+      </w:r>
+    </w:p>
+    <w:p>
+      <w:r>
+        <w:t>mkdir in</w:t>
+      </w:r>
+    </w:p>
+    <w:p/>
+    <w:p>
+      <w:pPr>
+        <w:pStyle w:val="Heading1"/>
+      </w:pPr>
+      <w:r>
+        <w:t>3. Copy required assets into backend/</w:t>
+      </w:r>
+    </w:p>
+    <w:p>
+      <w:pPr>
+        <w:pStyle w:val="Heading1"/>
+      </w:pPr>
+      <w:r>
+        <w:t xml:space="preserve">   backend/models/      -&gt; YOLO .pt files</w:t>
+      </w:r>
+    </w:p>
+    <w:p>
+      <w:pPr>
+        <w:pStyle w:val="Heading1"/>
+      </w:pPr>
+      <w:r>
+        <w:t xml:space="preserve">   backend/shapefiles/  -&gt; GIS shapefiles</w:t>
+      </w:r>
+    </w:p>
+    <w:p/>
+    <w:p>
+      <w:pPr>
+        <w:pStyle w:val="Heading1"/>
+      </w:pPr>
+      <w:r>
+        <w:t>4. Build and run</w:t>
+      </w:r>
+    </w:p>
+    <w:p>
+      <w:r>
+        <w:t>docker compose up --build</w:t>
+      </w:r>
+    </w:p>
+    <w:p>
+      <w:r>
+        <w:t>```</w:t>
+      </w:r>
+    </w:p>
+    <w:p/>
+    <w:p>
+      <w:r>
+        <w:t>Once running:</w:t>
+      </w:r>
+    </w:p>
+    <w:p/>
+    <w:p>
+      <w:pPr>
+        <w:pStyle w:val="ListBullet"/>
+      </w:pPr>
+      <w:r>
+        <w:t>**Frontend:** http://localhost</w:t>
+      </w:r>
+    </w:p>
+    <w:p>
+      <w:pPr>
+        <w:pStyle w:val="ListBullet"/>
+      </w:pPr>
+      <w:r>
+        <w:t>**Backend API:** http://localhost:8000/api</w:t>
+      </w:r>
+    </w:p>
+    <w:p/>
+    <w:p>
+      <w:pPr>
+        <w:pStyle w:val="Heading2"/>
+      </w:pPr>
+      <w:r>
+        <w:t>1.3 Repository Layout</w:t>
+      </w:r>
+    </w:p>
+    <w:p/>
+    <w:p>
+      <w:r>
+        <w:t>```text</w:t>
+      </w:r>
+    </w:p>
+    <w:p>
+      <w:r>
+        <w:t>PathSafetyAssessmentTool/</w:t>
+      </w:r>
+    </w:p>
+    <w:p>
+      <w:r>
+        <w:t>├── backend/</w:t>
+      </w:r>
+    </w:p>
+    <w:p>
+      <w:r>
+        <w:t>│   ├── app/</w:t>
+      </w:r>
+    </w:p>
+    <w:p>
+      <w:r>
+        <w:t>│   │   ├── api/</w:t>
+      </w:r>
+    </w:p>
+    <w:p>
+      <w:r>
+        <w:t>│   │   │   ├── health.py                # /api/ping and /api/health</w:t>
+      </w:r>
+    </w:p>
+    <w:p>
+      <w:r>
+        <w:t>│   │   │   ├── gis_layers/routes.py     # /api/shapefiles/* endpoints</w:t>
+      </w:r>
+    </w:p>
+    <w:p>
+      <w:r>
+        <w:t>│   │   │   └── projects/routes.py       # Core /api/projects/* API surface</w:t>
+      </w:r>
+    </w:p>
+    <w:p>
+      <w:r>
+        <w:t>│   │   ├── services/</w:t>
+      </w:r>
+    </w:p>
+    <w:p>
+      <w:r>
+        <w:t>│   │   │   ├── prediction.py            # CV inference and bulk autocode helpers</w:t>
+      </w:r>
+    </w:p>
+    <w:p>
+      <w:r>
+        <w:t>│   │   │   ├── cyclerap_scoring.py      # Native CycleRAP scoring</w:t>
+      </w:r>
+    </w:p>
+    <w:p>
+      <w:r>
+        <w:t>│   │   │   ├── project_manager.py       # Project and snapshot lifecycle</w:t>
+      </w:r>
+    </w:p>
+    <w:p>
+      <w:r>
+        <w:t>│   │   │   ├── serializer.py            # Project metadata / CSV / GPKG serialization</w:t>
+      </w:r>
+    </w:p>
+    <w:p>
+      <w:r>
+        <w:t>│   │   │   ├── cycleRAP_VA.py           # GPS extraction and LineString generation</w:t>
+      </w:r>
+    </w:p>
+    <w:p>
+      <w:r>
+        <w:t>│   │   │   ├── gis_mapping.py           # GIS lookups, width, and curvature logic</w:t>
+      </w:r>
+    </w:p>
+    <w:p>
+      <w:r>
+        <w:t>│   │   │   └── gis_layer_definition.py  # GIS layer schema definitions</w:t>
+      </w:r>
+    </w:p>
+    <w:p>
+      <w:r>
+        <w:t>│   ├── generate_road_reference.py       # Builds shapefiles/road_reference.csv</w:t>
+      </w:r>
+    </w:p>
+    <w:p>
+      <w:r>
+        <w:t>│   ├── models/                          # External CV model files (not in repo)</w:t>
+      </w:r>
+    </w:p>
+    <w:p>
+      <w:r>
+        <w:t>│   ├── shapefiles/                      # External GIS layers and road reference CSV</w:t>
+      </w:r>
+    </w:p>
+    <w:p>
+      <w:r>
+        <w:t>│   └── requirements.txt</w:t>
+      </w:r>
+    </w:p>
+    <w:p>
+      <w:r>
+        <w:t>├── frontend/</w:t>
+      </w:r>
+    </w:p>
+    <w:p>
+      <w:r>
+        <w:t>│   ├── public/</w:t>
+      </w:r>
+    </w:p>
+    <w:p>
+      <w:r>
+        <w:t>│   │   ├── README.md                    # Help-page overview (this file)</w:t>
+      </w:r>
+    </w:p>
+    <w:p>
+      <w:r>
+        <w:t>│   │   └── docs/                        # In-app mirrored markdown docs</w:t>
+      </w:r>
+    </w:p>
+    <w:p>
+      <w:r>
+        <w:t>│   ├── src/</w:t>
+      </w:r>
+    </w:p>
+    <w:p>
+      <w:r>
+        <w:t>│   │   ├── api/index.ts                 # Typed fetch helpers</w:t>
+      </w:r>
+    </w:p>
+    <w:p>
+      <w:r>
+        <w:t>│   │   ├── layouts/AppLayout.tsx        # Shared shell + sidebar</w:t>
+      </w:r>
+    </w:p>
+    <w:p>
+      <w:r>
+        <w:t>│   │   ├── pages/</w:t>
+      </w:r>
+    </w:p>
+    <w:p>
+      <w:r>
+        <w:t>│   │   │   ├── CreateProjectPage/       # Single-folder and polygon-based creation</w:t>
+      </w:r>
+    </w:p>
+    <w:p>
+      <w:r>
+        <w:t>│   │   │   ├── CodingPage/              # Main coding workspace</w:t>
+      </w:r>
+    </w:p>
+    <w:p>
+      <w:r>
+        <w:t>│   │   │   ├── GisLayersPage/           # GIS layer browser / manager</w:t>
+      </w:r>
+    </w:p>
+    <w:p>
+      <w:r>
+        <w:t>│   │   │   ├── HelpPage/                # In-app user and developer guide viewer</w:t>
+      </w:r>
+    </w:p>
+    <w:p>
+      <w:r>
+        <w:t>│   │   │   ├── PathAnalysisPage/        # Multi-project analysis workspace</w:t>
+      </w:r>
+    </w:p>
+    <w:p>
+      <w:r>
+        <w:t>│   │   │   ├── Projects/                # Project listing and management</w:t>
+      </w:r>
+    </w:p>
+    <w:p>
+      <w:r>
+        <w:t>│   │   │   └── TreatmentPage/           # Treatment overview and detail views</w:t>
+      </w:r>
+    </w:p>
+    <w:p>
+      <w:r>
+        <w:t>│   │   └── utils/projectSearch.ts       # Shared project-or-road fuzzy matcher</w:t>
+      </w:r>
+    </w:p>
+    <w:p>
+      <w:r>
+        <w:t>├── docs/                                # Canonical markdown docs for developers</w:t>
+      </w:r>
+    </w:p>
+    <w:p>
+      <w:r>
+        <w:t>├── data/                                # Persisted project storage (bind-mounted)</w:t>
+      </w:r>
+    </w:p>
+    <w:p>
+      <w:r>
+        <w:t>├── in/                                  # Source image folders (bind-mounted)</w:t>
+      </w:r>
+    </w:p>
+    <w:p>
+      <w:r>
+        <w:t>├── backend.Dockerfile</w:t>
+      </w:r>
+    </w:p>
+    <w:p>
+      <w:r>
+        <w:t>└── docker-compose.yml</w:t>
+      </w:r>
+    </w:p>
+    <w:p>
+      <w:r>
+        <w:t>```</w:t>
+      </w:r>
+    </w:p>
+    <w:p/>
+    <w:p>
+      <w:pPr>
+        <w:pStyle w:val="Heading2"/>
+      </w:pPr>
+      <w:r>
+        <w:t>1.4 Documentation Index</w:t>
+      </w:r>
+    </w:p>
+    <w:p/>
+    <w:p>
+      <w:r>
+        <w:t>| # | Document | Description |</w:t>
+      </w:r>
+    </w:p>
+    <w:p>
+      <w:r>
+        <w:t>|---|---|---|</w:t>
+      </w:r>
+    </w:p>
+    <w:p>
+      <w:r>
+        <w:t>| 1 | Installation | Local setup, required assets, Docker and non-Docker run modes |</w:t>
+      </w:r>
+    </w:p>
+    <w:p>
+      <w:r>
+        <w:t>| 2 | Architecture | Application structure, storage model, and key design decisions |</w:t>
+      </w:r>
+    </w:p>
+    <w:p>
+      <w:r>
+        <w:t>| 3 | API Reference | REST endpoints, payloads, and response shapes |</w:t>
+      </w:r>
+    </w:p>
+    <w:p>
+      <w:r>
+        <w:t>| 4 | CV / ML Pipeline | Image ingestion, model loading, and auto-coding pipeline |</w:t>
+      </w:r>
+    </w:p>
+    <w:p>
+      <w:r>
+        <w:t>| 5 | Scoring Logic | CycleRAP scoring inputs, formulas, and risk-band behaviour |</w:t>
+      </w:r>
+    </w:p>
+    <w:p>
+      <w:r>
+        <w:t>| 6 | Frontend | Route map, page behaviour, and client-side data flow |</w:t>
+      </w:r>
+    </w:p>
+    <w:p>
+      <w:r>
+        <w:t>| 7 | Common Issues | Setup, GIS, and project-creation troubleshooting |</w:t>
+      </w:r>
+    </w:p>
+    <w:p>
+      <w:r>
+        <w:t>| 8 | Contributing | Team conventions and contribution notes |</w:t>
+      </w:r>
+    </w:p>
+    <w:p/>
+    <w:p>
+      <w:r>
+        <w:t>&gt; The in-app Help page loads mirrored markdown from `frontend/public/docs/`. When you update docs in `docs/`, resync the mirrored copies as well.</w:t>
+      </w:r>
+    </w:p>
+    <w:p/>
+    <w:p>
+      <w:r>
+        <w:br w:type="page"/>
+      </w:r>
+    </w:p>
+    <w:p>
+      <w:pPr>
+        <w:pStyle w:val="Heading1"/>
+      </w:pPr>
+      <w:r>
         <w:t>Installation Guide</w:t>
       </w:r>
     </w:p>
@@ -50,7 +596,7 @@
         <w:pStyle w:val="ListBullet"/>
       </w:pPr>
       <w:r>
-        <w:t>[1. Prerequisites](#1-prerequisites)</w:t>
+        <w:t>[2.1 Prerequisites](#2-1-prerequisites)</w:t>
       </w:r>
     </w:p>
     <w:p>
@@ -58,7 +604,7 @@
         <w:pStyle w:val="ListBullet"/>
       </w:pPr>
       <w:r>
-        <w:t>[1.1 Required Software](#11-required-software)</w:t>
+        <w:t>[2.11 Required Software](#2-11-required-software)</w:t>
       </w:r>
     </w:p>
     <w:p>
@@ -66,7 +612,7 @@
         <w:pStyle w:val="ListBullet"/>
       </w:pPr>
       <w:r>
-        <w:t>[1.2 Required Assets](#12-required-assets)</w:t>
+        <w:t>[2.12 Required Assets](#2-12-required-assets)</w:t>
       </w:r>
     </w:p>
     <w:p>
@@ -74,7 +620,7 @@
         <w:pStyle w:val="ListBullet"/>
       </w:pPr>
       <w:r>
-        <w:t>[2. Step 1 — Obtain the Project Files](#2-step-1--obtain-the-project-files)</w:t>
+        <w:t>[2.2 Step 1 — Obtain the Project Files](#2-2-step-1-obtain-the-project-files)</w:t>
       </w:r>
     </w:p>
     <w:p>
@@ -82,7 +628,7 @@
         <w:pStyle w:val="ListBullet"/>
       </w:pPr>
       <w:r>
-        <w:t>[3. Step 2 — Prepare the Folder Structure](#3-step-2--prepare-the-folder-structure)</w:t>
+        <w:t>[2.21 Option A: GitHub Desktop](#2-21-option-a-github-desktop)</w:t>
       </w:r>
     </w:p>
     <w:p>
@@ -90,7 +636,7 @@
         <w:pStyle w:val="ListBullet"/>
       </w:pPr>
       <w:r>
-        <w:t>[3.1 Create the `in/` Folder](#31-create-the-in-folder)</w:t>
+        <w:t>[2.22 Option B: Command Line](#2-22-option-b-command-line)</w:t>
       </w:r>
     </w:p>
     <w:p>
@@ -98,7 +644,7 @@
         <w:pStyle w:val="ListBullet"/>
       </w:pPr>
       <w:r>
-        <w:t>[3.2 Copy Models and Shapefiles](#32-copy-models-and-shapefiles)</w:t>
+        <w:t>[2.3 Step 2 — Prepare the Folder Structure](#2-3-step-2-prepare-the-folder-structure)</w:t>
       </w:r>
     </w:p>
     <w:p>
@@ -106,7 +652,7 @@
         <w:pStyle w:val="ListBullet"/>
       </w:pPr>
       <w:r>
-        <w:t>[3.3 Build the Road Reference CSV (Recommended)](#33-build-the-road-reference-csv-recommended)</w:t>
+        <w:t>[2.31 Create the `in/` Folder](#2-31-create-the-in-folder)</w:t>
       </w:r>
     </w:p>
     <w:p>
@@ -114,7 +660,7 @@
         <w:pStyle w:val="ListBullet"/>
       </w:pPr>
       <w:r>
-        <w:t>[4. Step 3 — Run the App](#4-step-3--run-the-app)</w:t>
+        <w:t>[2.32 Copy Models and Shapefiles](#2-32-copy-models-and-shapefiles)</w:t>
       </w:r>
     </w:p>
     <w:p>
@@ -122,7 +668,7 @@
         <w:pStyle w:val="ListBullet"/>
       </w:pPr>
       <w:r>
-        <w:t>[4.1 Start the Stack](#41-start-the-stack)</w:t>
+        <w:t>[2.33 Build the Road Reference CSV (Recommended)](#2-33-build-the-road-reference-csv-recommended)</w:t>
       </w:r>
     </w:p>
     <w:p>
@@ -130,7 +676,7 @@
         <w:pStyle w:val="ListBullet"/>
       </w:pPr>
       <w:r>
-        <w:t>[4.2 Verify the Backend](#42-verify-the-backend)</w:t>
+        <w:t>[2.4 Step 3 — Run the App](#2-4-step-3-run-the-app)</w:t>
       </w:r>
     </w:p>
     <w:p>
@@ -138,7 +684,7 @@
         <w:pStyle w:val="ListBullet"/>
       </w:pPr>
       <w:r>
-        <w:t>[4.3 Stop the App](#43-stop-the-app)</w:t>
+        <w:t>[2.41 Start the Stack](#2-41-start-the-stack)</w:t>
       </w:r>
     </w:p>
     <w:p>
@@ -146,7 +692,7 @@
         <w:pStyle w:val="ListBullet"/>
       </w:pPr>
       <w:r>
-        <w:t>[5. Data Persistence](#5-data-persistence)</w:t>
+        <w:t>[2.42 Verify the Backend](#2-42-verify-the-backend)</w:t>
       </w:r>
     </w:p>
     <w:p>
@@ -154,7 +700,7 @@
         <w:pStyle w:val="ListBullet"/>
       </w:pPr>
       <w:r>
-        <w:t>[6. Port Reference](#6-port-reference)</w:t>
+        <w:t>[2.43 Stop the App](#2-43-stop-the-app)</w:t>
       </w:r>
     </w:p>
     <w:p>
@@ -162,7 +708,7 @@
         <w:pStyle w:val="ListBullet"/>
       </w:pPr>
       <w:r>
-        <w:t>[7. Updating the App](#7-updating-the-app)</w:t>
+        <w:t>[2.5 Data Persistence](#2-5-data-persistence)</w:t>
       </w:r>
     </w:p>
     <w:p>
@@ -170,7 +716,131 @@
         <w:pStyle w:val="ListBullet"/>
       </w:pPr>
       <w:r>
-        <w:t>[8. Advanced: Running Without Docker](#8-advanced-running-without-docker)</w:t>
+        <w:t>[2.6 Port Reference](#2-6-port-reference)</w:t>
+      </w:r>
+    </w:p>
+    <w:p>
+      <w:pPr>
+        <w:pStyle w:val="ListBullet"/>
+      </w:pPr>
+      <w:r>
+        <w:t>[2.7 Updating the App](#2-7-updating-the-app)</w:t>
+      </w:r>
+    </w:p>
+    <w:p>
+      <w:pPr>
+        <w:pStyle w:val="ListBullet"/>
+      </w:pPr>
+      <w:r>
+        <w:t>[2.8 Advanced: Running Without Docker](#2-8-advanced-running-without-docker)</w:t>
+      </w:r>
+    </w:p>
+    <w:p>
+      <w:pPr>
+        <w:pStyle w:val="ListBullet"/>
+      </w:pPr>
+      <w:r>
+        <w:t>[2.81 Backend (Flask)](#2-81-backend-flask)</w:t>
+      </w:r>
+    </w:p>
+    <w:p>
+      <w:pPr>
+        <w:pStyle w:val="ListBullet"/>
+      </w:pPr>
+      <w:r>
+        <w:t>[2.82 Frontend (Vite dev server)](#2-82-frontend-vite-dev-server)</w:t>
+      </w:r>
+    </w:p>
+    <w:p/>
+    <w:p>
+      <w:pPr>
+        <w:pStyle w:val="Heading2"/>
+      </w:pPr>
+      <w:r>
+        <w:t>2.1 Prerequisites</w:t>
+      </w:r>
+    </w:p>
+    <w:p/>
+    <w:p>
+      <w:pPr>
+        <w:pStyle w:val="Heading3"/>
+      </w:pPr>
+      <w:r>
+        <w:t>2.11 Required Software</w:t>
+      </w:r>
+    </w:p>
+    <w:p/>
+    <w:p>
+      <w:r>
+        <w:t>| Tool | Purpose | Download |</w:t>
+      </w:r>
+    </w:p>
+    <w:p>
+      <w:r>
+        <w:t>|---|---|---|</w:t>
+      </w:r>
+    </w:p>
+    <w:p>
+      <w:r>
+        <w:t>| Git | Clone the repository | https://git-scm.com |</w:t>
+      </w:r>
+    </w:p>
+    <w:p>
+      <w:r>
+        <w:t>| GitHub Desktop *(optional)* | GUI for Git | https://desktop.github.com |</w:t>
+      </w:r>
+    </w:p>
+    <w:p>
+      <w:r>
+        <w:t>| Docker Desktop | Run the containerised app | https://www.docker.com/products/docker-desktop |</w:t>
+      </w:r>
+    </w:p>
+    <w:p/>
+    <w:p>
+      <w:r>
+        <w:t>Install all three before proceeding. Docker Desktop must be running before you attempt to start the app.</w:t>
+      </w:r>
+    </w:p>
+    <w:p/>
+    <w:p>
+      <w:pPr>
+        <w:pStyle w:val="Heading3"/>
+      </w:pPr>
+      <w:r>
+        <w:t>2.12 Required Assets</w:t>
+      </w:r>
+    </w:p>
+    <w:p/>
+    <w:p>
+      <w:r>
+        <w:t>Two external asset folders must be copied into `backend/` before CV and GIS-assisted coding will work:</w:t>
+      </w:r>
+    </w:p>
+    <w:p/>
+    <w:p>
+      <w:r>
+        <w:t>| Folder | Destination | Contents |</w:t>
+      </w:r>
+    </w:p>
+    <w:p>
+      <w:r>
+        <w:t>|---|---|---|</w:t>
+      </w:r>
+    </w:p>
+    <w:p>
+      <w:r>
+        <w:t>| `models/` | `backend/models/` | YOLO `.pt` model files (see CV Pipeline) |</w:t>
+      </w:r>
+    </w:p>
+    <w:p>
+      <w:r>
+        <w:t>| `shapefiles/` | `backend/shapefiles/` | GIS shapefiles used by the GIS autocoder |</w:t>
+      </w:r>
+    </w:p>
+    <w:p/>
+    <w:p>
+      <w:r>
+        <w:t>If these folders are missing, the app can still boot, but GIS and/or CV features will fail at runtime.</w:t>
       </w:r>
     </w:p>
     <w:p/>
@@ -185,7 +855,7 @@
         <w:pStyle w:val="Heading2"/>
       </w:pPr>
       <w:r>
-        <w:t>1. Prerequisites</w:t>
+        <w:t>2.2 Step 1 — Obtain the Project Files</w:t>
       </w:r>
     </w:p>
     <w:p/>
@@ -194,39 +864,23 @@
         <w:pStyle w:val="Heading3"/>
       </w:pPr>
       <w:r>
-        <w:t>1.1 Required Software</w:t>
-      </w:r>
-    </w:p>
-    <w:p/>
-    <w:p>
-      <w:r>
-        <w:t>| Tool | Purpose | Download |</w:t>
-      </w:r>
-    </w:p>
-    <w:p>
-      <w:r>
-        <w:t>|---|---|---|</w:t>
-      </w:r>
-    </w:p>
-    <w:p>
-      <w:r>
-        <w:t>| Git | Clone the repository | https://git-scm.com |</w:t>
-      </w:r>
-    </w:p>
-    <w:p>
-      <w:r>
-        <w:t>| GitHub Desktop *(optional)* | GUI for Git | https://desktop.github.com |</w:t>
-      </w:r>
-    </w:p>
-    <w:p>
-      <w:r>
-        <w:t>| Docker Desktop | Run the containerised app | https://www.docker.com/products/docker-desktop |</w:t>
-      </w:r>
-    </w:p>
-    <w:p/>
-    <w:p>
-      <w:r>
-        <w:t>Install all three before proceeding. Docker Desktop must be running before you attempt to start the app.</w:t>
+        <w:t>2.21 Option A: GitHub Desktop</w:t>
+      </w:r>
+    </w:p>
+    <w:p/>
+    <w:p>
+      <w:r>
+        <w:t>1. Open GitHub Desktop.</w:t>
+      </w:r>
+    </w:p>
+    <w:p>
+      <w:r>
+        <w:t>2. Press Ctrl + Shift + O (or File → Clone Repository).</w:t>
+      </w:r>
+    </w:p>
+    <w:p>
+      <w:r>
+        <w:t>3. Search for `LinXH8/PathSafetyAssessmentTool` and clone it to a local folder of your choice.</w:t>
       </w:r>
     </w:p>
     <w:p/>
@@ -235,40 +889,49 @@
         <w:pStyle w:val="Heading3"/>
       </w:pPr>
       <w:r>
-        <w:t>1.2 Required Assets</w:t>
-      </w:r>
-    </w:p>
-    <w:p/>
-    <w:p>
-      <w:r>
-        <w:t>Two external asset folders must be copied into `backend/` before CV and GIS-assisted coding will work:</w:t>
-      </w:r>
-    </w:p>
-    <w:p/>
-    <w:p>
-      <w:r>
-        <w:t>| Folder | Destination | Contents |</w:t>
-      </w:r>
-    </w:p>
-    <w:p>
-      <w:r>
-        <w:t>|---|---|---|</w:t>
-      </w:r>
-    </w:p>
-    <w:p>
-      <w:r>
-        <w:t>| `models/` | `backend/models/` | YOLO `.pt` model files (see CV Pipeline) |</w:t>
-      </w:r>
-    </w:p>
-    <w:p>
-      <w:r>
-        <w:t>| `shapefiles/` | `backend/shapefiles/` | GIS shapefiles used by the GIS autocoder |</w:t>
-      </w:r>
-    </w:p>
-    <w:p/>
-    <w:p>
-      <w:r>
-        <w:t>If these folders are missing, the app can still boot, but GIS and/or CV features will fail at runtime.</w:t>
+        <w:t>2.22 Option B: Command Line</w:t>
+      </w:r>
+    </w:p>
+    <w:p/>
+    <w:p>
+      <w:r>
+        <w:t>```bash</w:t>
+      </w:r>
+    </w:p>
+    <w:p>
+      <w:r>
+        <w:t>git clone https://github.com/LinXH8/PathSafetyAssessmentTool.git</w:t>
+      </w:r>
+    </w:p>
+    <w:p>
+      <w:r>
+        <w:t>cd PathSafetyAssessmentTool</w:t>
+      </w:r>
+    </w:p>
+    <w:p>
+      <w:r>
+        <w:t>```</w:t>
+      </w:r>
+    </w:p>
+    <w:p/>
+    <w:p>
+      <w:r>
+        <w:t>&gt; Windows line endings: Set `autocrlf` to false before cloning to prevent shell script issues inside Docker:</w:t>
+      </w:r>
+    </w:p>
+    <w:p>
+      <w:r>
+        <w:t>&gt; ```bash</w:t>
+      </w:r>
+    </w:p>
+    <w:p>
+      <w:r>
+        <w:t>&gt; git config --global core.autocrlf false</w:t>
+      </w:r>
+    </w:p>
+    <w:p>
+      <w:r>
+        <w:t>&gt; ```</w:t>
       </w:r>
     </w:p>
     <w:p/>
@@ -283,98 +946,7 @@
         <w:pStyle w:val="Heading2"/>
       </w:pPr>
       <w:r>
-        <w:t>2. Step 1 — Obtain the Project Files</w:t>
-      </w:r>
-    </w:p>
-    <w:p/>
-    <w:p>
-      <w:pPr>
-        <w:pStyle w:val="Heading3"/>
-      </w:pPr>
-      <w:r>
-        <w:t>Option A: GitHub Desktop</w:t>
-      </w:r>
-    </w:p>
-    <w:p/>
-    <w:p>
-      <w:r>
-        <w:t>1. Open GitHub Desktop.</w:t>
-      </w:r>
-    </w:p>
-    <w:p>
-      <w:r>
-        <w:t>2. Press Ctrl + Shift + O (or File → Clone Repository).</w:t>
-      </w:r>
-    </w:p>
-    <w:p>
-      <w:r>
-        <w:t>3. Search for `LinXH8/PathSafetyAssessmentTool` and clone it to a local folder of your choice.</w:t>
-      </w:r>
-    </w:p>
-    <w:p/>
-    <w:p>
-      <w:pPr>
-        <w:pStyle w:val="Heading3"/>
-      </w:pPr>
-      <w:r>
-        <w:t>Option B: Command Line</w:t>
-      </w:r>
-    </w:p>
-    <w:p/>
-    <w:p>
-      <w:r>
-        <w:t>```bash</w:t>
-      </w:r>
-    </w:p>
-    <w:p>
-      <w:r>
-        <w:t>git clone https://github.com/LinXH8/PathSafetyAssessmentTool.git</w:t>
-      </w:r>
-    </w:p>
-    <w:p>
-      <w:r>
-        <w:t>cd PathSafetyAssessmentTool</w:t>
-      </w:r>
-    </w:p>
-    <w:p>
-      <w:r>
-        <w:t>```</w:t>
-      </w:r>
-    </w:p>
-    <w:p/>
-    <w:p>
-      <w:r>
-        <w:t>&gt; Windows line endings: Set `autocrlf` to false before cloning to prevent shell script issues inside Docker:</w:t>
-      </w:r>
-    </w:p>
-    <w:p>
-      <w:r>
-        <w:t>&gt; ```bash</w:t>
-      </w:r>
-    </w:p>
-    <w:p>
-      <w:r>
-        <w:t>&gt; git config --global core.autocrlf false</w:t>
-      </w:r>
-    </w:p>
-    <w:p>
-      <w:r>
-        <w:t>&gt; ```</w:t>
-      </w:r>
-    </w:p>
-    <w:p/>
-    <w:p>
-      <w:r>
-        <w:t>____________________</w:t>
-      </w:r>
-    </w:p>
-    <w:p/>
-    <w:p>
-      <w:pPr>
-        <w:pStyle w:val="Heading2"/>
-      </w:pPr>
-      <w:r>
-        <w:t>3. Step 2 — Prepare the Folder Structure</w:t>
+        <w:t>2.3 Step 2 — Prepare the Folder Structure</w:t>
       </w:r>
     </w:p>
     <w:p/>
@@ -443,7 +1015,7 @@
         <w:pStyle w:val="Heading3"/>
       </w:pPr>
       <w:r>
-        <w:t>3.1 Create the `in/` Folder</w:t>
+        <w:t>2.31 Create the `in/` Folder</w:t>
       </w:r>
     </w:p>
     <w:p/>
@@ -539,7 +1111,7 @@
         <w:pStyle w:val="Heading3"/>
       </w:pPr>
       <w:r>
-        <w:t>3.2 Copy Models and Shapefiles</w:t>
+        <w:t>2.32 Copy Models and Shapefiles</w:t>
       </w:r>
     </w:p>
     <w:p/>
@@ -628,7 +1200,7 @@
         <w:pStyle w:val="Heading3"/>
       </w:pPr>
       <w:r>
-        <w:t>3.3 Build the Road Reference CSV (Recommended)</w:t>
+        <w:t>2.33 Build the Road Reference CSV (Recommended)</w:t>
       </w:r>
     </w:p>
     <w:p/>
@@ -681,7 +1253,7 @@
         <w:pStyle w:val="Heading2"/>
       </w:pPr>
       <w:r>
-        <w:t>4. Step 3 — Run the App</w:t>
+        <w:t>2.4 Step 3 — Run the App</w:t>
       </w:r>
     </w:p>
     <w:p/>
@@ -690,7 +1262,7 @@
         <w:pStyle w:val="Heading3"/>
       </w:pPr>
       <w:r>
-        <w:t>4.1 Start the Stack</w:t>
+        <w:t>2.41 Start the Stack</w:t>
       </w:r>
     </w:p>
     <w:p/>
@@ -749,7 +1321,7 @@
         <w:pStyle w:val="Heading3"/>
       </w:pPr>
       <w:r>
-        <w:t>4.2 Verify the Backend</w:t>
+        <w:t>2.42 Verify the Backend</w:t>
       </w:r>
     </w:p>
     <w:p/>
@@ -782,7 +1354,7 @@
         <w:pStyle w:val="Heading3"/>
       </w:pPr>
       <w:r>
-        <w:t>4.3 Stop the App</w:t>
+        <w:t>2.43 Stop the App</w:t>
       </w:r>
     </w:p>
     <w:p/>
@@ -813,7 +1385,7 @@
         <w:pStyle w:val="Heading2"/>
       </w:pPr>
       <w:r>
-        <w:t>5. Data Persistence</w:t>
+        <w:t>2.5 Data Persistence</w:t>
       </w:r>
     </w:p>
     <w:p/>
@@ -861,7 +1433,7 @@
         <w:pStyle w:val="Heading2"/>
       </w:pPr>
       <w:r>
-        <w:t>6. Port Reference</w:t>
+        <w:t>2.6 Port Reference</w:t>
       </w:r>
     </w:p>
     <w:p/>
@@ -903,7 +1475,7 @@
         <w:pStyle w:val="Heading2"/>
       </w:pPr>
       <w:r>
-        <w:t>7. Updating the App</w:t>
+        <w:t>2.7 Updating the App</w:t>
       </w:r>
     </w:p>
     <w:p/>
@@ -945,7 +1517,7 @@
         <w:pStyle w:val="Heading2"/>
       </w:pPr>
       <w:r>
-        <w:t>8. Advanced: Running Without Docker</w:t>
+        <w:t>2.8 Advanced: Running Without Docker</w:t>
       </w:r>
     </w:p>
     <w:p/>
@@ -982,7 +1554,7 @@
         <w:pStyle w:val="Heading3"/>
       </w:pPr>
       <w:r>
-        <w:t>8.1 Backend (Flask)</w:t>
+        <w:t>2.81 Backend (Flask)</w:t>
       </w:r>
     </w:p>
     <w:p/>
@@ -1023,7 +1595,7 @@
         <w:pStyle w:val="Heading3"/>
       </w:pPr>
       <w:r>
-        <w:t>8.2 Frontend (Vite dev server)</w:t>
+        <w:t>2.82 Frontend (Vite dev server)</w:t>
       </w:r>
     </w:p>
     <w:p/>
@@ -1111,7 +1683,7 @@
         <w:pStyle w:val="ListBullet"/>
       </w:pPr>
       <w:r>
-        <w:t>[1. System Diagram](#1-system-diagram)</w:t>
+        <w:t>[3.1 System Diagram](#3-1-system-diagram)</w:t>
       </w:r>
     </w:p>
     <w:p>
@@ -1119,7 +1691,7 @@
         <w:pStyle w:val="ListBullet"/>
       </w:pPr>
       <w:r>
-        <w:t>[2. High-Level Flow](#2-high-level-flow)</w:t>
+        <w:t>[3.2 High-Level Flow](#3-2-high-level-flow)</w:t>
       </w:r>
     </w:p>
     <w:p>
@@ -1127,7 +1699,7 @@
         <w:pStyle w:val="ListBullet"/>
       </w:pPr>
       <w:r>
-        <w:t>[3. Key Ideas](#3-key-ideas)</w:t>
+        <w:t>[3.3 Key Ideas](#3-3-key-ideas)</w:t>
       </w:r>
     </w:p>
     <w:p>
@@ -1135,7 +1707,7 @@
         <w:pStyle w:val="ListBullet"/>
       </w:pPr>
       <w:r>
-        <w:t>[4. Backend Structure](#4-backend-structure)</w:t>
+        <w:t>[3.4 Backend Structure](#3-4-backend-structure)</w:t>
       </w:r>
     </w:p>
     <w:p>
@@ -1143,7 +1715,7 @@
         <w:pStyle w:val="ListBullet"/>
       </w:pPr>
       <w:r>
-        <w:t>[4.1 Registered Blueprints](#41-registered-blueprints)</w:t>
+        <w:t>[3.41 Registered Blueprints](#3-41-registered-blueprints)</w:t>
       </w:r>
     </w:p>
     <w:p>
@@ -1151,7 +1723,7 @@
         <w:pStyle w:val="ListBullet"/>
       </w:pPr>
       <w:r>
-        <w:t>[4.2 Lazy Initialization](#42-lazy-initialization)</w:t>
+        <w:t>[3.42 Lazy Initialization](#3-42-lazy-initialization)</w:t>
       </w:r>
     </w:p>
     <w:p>
@@ -1159,7 +1731,7 @@
         <w:pStyle w:val="ListBullet"/>
       </w:pPr>
       <w:r>
-        <w:t>[4.3 GIS Caches and Helper Assets](#43-gis-caches-and-helper-assets)</w:t>
+        <w:t>[3.43 GIS Caches and Helper Assets](#3-43-gis-caches-and-helper-assets)</w:t>
       </w:r>
     </w:p>
     <w:p>
@@ -1167,7 +1739,7 @@
         <w:pStyle w:val="ListBullet"/>
       </w:pPr>
       <w:r>
-        <w:t>[5. Frontend Structure](#5-frontend-structure)</w:t>
+        <w:t>[3.5 Frontend Structure](#3-5-frontend-structure)</w:t>
       </w:r>
     </w:p>
     <w:p>
@@ -1175,7 +1747,7 @@
         <w:pStyle w:val="ListBullet"/>
       </w:pPr>
       <w:r>
-        <w:t>[6. Project Storage Model](#6-project-storage-model)</w:t>
+        <w:t>[3.6 Project Storage Model](#3-6-project-storage-model)</w:t>
       </w:r>
     </w:p>
     <w:p>
@@ -1183,7 +1755,7 @@
         <w:pStyle w:val="ListBullet"/>
       </w:pPr>
       <w:r>
-        <w:t>[6.1 project_metadata.json](#61-project_metadatajson)</w:t>
+        <w:t>[3.61 `project_metadata.json`](#3-61-project-metadata-json)</w:t>
       </w:r>
     </w:p>
     <w:p>
@@ -1191,7 +1763,7 @@
         <w:pStyle w:val="ListBullet"/>
       </w:pPr>
       <w:r>
-        <w:t>[6.2 Snapshot Behavior](#62-snapshot-behavior)</w:t>
+        <w:t>[3.62 Snapshot Behavior](#3-62-snapshot-behavior)</w:t>
       </w:r>
     </w:p>
     <w:p>
@@ -1199,7 +1771,7 @@
         <w:pStyle w:val="ListBullet"/>
       </w:pPr>
       <w:r>
-        <w:t>[6.3 Sidecar Directories](#63-sidecar-directories)</w:t>
+        <w:t>[3.63 Sidecar Directories](#3-63-sidecar-directories)</w:t>
       </w:r>
     </w:p>
     <w:p>
@@ -1207,7 +1779,7 @@
         <w:pStyle w:val="ListBullet"/>
       </w:pPr>
       <w:r>
-        <w:t>[7. Project Creation Pipeline](#7-project-creation-pipeline)</w:t>
+        <w:t>[3.7 Project Creation Pipeline](#3-7-project-creation-pipeline)</w:t>
       </w:r>
     </w:p>
     <w:p>
@@ -1215,13 +1787,63 @@
         <w:pStyle w:val="ListBullet"/>
       </w:pPr>
       <w:r>
-        <w:t>[8. Multi-Project Aggregation Pattern](#8-multi-project-aggregation-pattern)</w:t>
-      </w:r>
-    </w:p>
-    <w:p/>
-    <w:p>
-      <w:r>
-        <w:t>____________________</w:t>
+        <w:t>[3.8 Multi-Project Aggregation Pattern](#3-8-multi-project-aggregation-pattern)</w:t>
+      </w:r>
+    </w:p>
+    <w:p>
+      <w:pPr>
+        <w:pStyle w:val="ListBullet"/>
+      </w:pPr>
+      <w:r>
+        <w:t>[3.9 Shapefile Management Architecture](#3-9-shapefile-management-architecture)</w:t>
+      </w:r>
+    </w:p>
+    <w:p>
+      <w:pPr>
+        <w:pStyle w:val="ListBullet"/>
+      </w:pPr>
+      <w:r>
+        <w:t>[3.10 Key Design Choices](#3-10-key-design-choices)</w:t>
+      </w:r>
+    </w:p>
+    <w:p>
+      <w:pPr>
+        <w:pStyle w:val="ListBullet"/>
+      </w:pPr>
+      <w:r>
+        <w:t>[3.101 API-Only Frontend Communication](#3-101-api-only-frontend-communication)</w:t>
+      </w:r>
+    </w:p>
+    <w:p>
+      <w:pPr>
+        <w:pStyle w:val="ListBullet"/>
+      </w:pPr>
+      <w:r>
+        <w:t>[3.102 Native Scoring Path](#3-102-native-scoring-path)</w:t>
+      </w:r>
+    </w:p>
+    <w:p>
+      <w:pPr>
+        <w:pStyle w:val="ListBullet"/>
+      </w:pPr>
+      <w:r>
+        <w:t>[3.103 CRS Handling](#3-103-crs-handling)</w:t>
+      </w:r>
+    </w:p>
+    <w:p>
+      <w:pPr>
+        <w:pStyle w:val="ListBullet"/>
+      </w:pPr>
+      <w:r>
+        <w:t>[3.104 Thread Safety](#3-104-thread-safety)</w:t>
+      </w:r>
+    </w:p>
+    <w:p>
+      <w:pPr>
+        <w:pStyle w:val="ListBullet"/>
+      </w:pPr>
+      <w:r>
+        <w:t>[3.11 GIS Layer Definition System](#3-11-gis-layer-definition-system)</w:t>
       </w:r>
     </w:p>
     <w:p/>
@@ -1230,7 +1852,7 @@
         <w:pStyle w:val="Heading2"/>
       </w:pPr>
       <w:r>
-        <w:t>1. System Diagram</w:t>
+        <w:t>3.1 System Diagram</w:t>
       </w:r>
     </w:p>
     <w:p/>
@@ -1379,7 +2001,7 @@
         <w:pStyle w:val="Heading2"/>
       </w:pPr>
       <w:r>
-        <w:t>2. High-Level Flow</w:t>
+        <w:t>3.2 High-Level Flow</w:t>
       </w:r>
     </w:p>
     <w:p/>
@@ -1414,7 +2036,7 @@
         <w:pStyle w:val="Heading2"/>
       </w:pPr>
       <w:r>
-        <w:t>3. Key Ideas</w:t>
+        <w:t>3.3 Key Ideas</w:t>
       </w:r>
     </w:p>
     <w:p/>
@@ -1464,7 +2086,7 @@
         <w:pStyle w:val="Heading2"/>
       </w:pPr>
       <w:r>
-        <w:t>4. Backend Structure</w:t>
+        <w:t>3.4 Backend Structure</w:t>
       </w:r>
     </w:p>
     <w:p/>
@@ -1597,7 +2219,7 @@
         <w:pStyle w:val="Heading3"/>
       </w:pPr>
       <w:r>
-        <w:t>4.1 Registered Blueprints</w:t>
+        <w:t>3.41 Registered Blueprints</w:t>
       </w:r>
     </w:p>
     <w:p/>
@@ -1631,7 +2253,7 @@
         <w:pStyle w:val="Heading3"/>
       </w:pPr>
       <w:r>
-        <w:t>4.2 Lazy Initialization</w:t>
+        <w:t>3.42 Lazy Initialization</w:t>
       </w:r>
     </w:p>
     <w:p/>
@@ -1677,7 +2299,7 @@
         <w:pStyle w:val="Heading3"/>
       </w:pPr>
       <w:r>
-        <w:t>4.3 GIS Caches and Helper Assets</w:t>
+        <w:t>3.43 GIS Caches and Helper Assets</w:t>
       </w:r>
     </w:p>
     <w:p/>
@@ -1707,7 +2329,7 @@
         <w:pStyle w:val="Heading2"/>
       </w:pPr>
       <w:r>
-        <w:t>5. Frontend Structure</w:t>
+        <w:t>3.5 Frontend Structure</w:t>
       </w:r>
     </w:p>
     <w:p/>
@@ -1849,7 +2471,7 @@
         <w:pStyle w:val="Heading2"/>
       </w:pPr>
       <w:r>
-        <w:t>6. Project Storage Model</w:t>
+        <w:t>3.6 Project Storage Model</w:t>
       </w:r>
     </w:p>
     <w:p/>
@@ -1958,7 +2580,7 @@
         <w:pStyle w:val="Heading3"/>
       </w:pPr>
       <w:r>
-        <w:t>6.1 `project_metadata.json`</w:t>
+        <w:t>3.61 `project_metadata.json`</w:t>
       </w:r>
     </w:p>
     <w:p/>
@@ -2060,7 +2682,7 @@
         <w:pStyle w:val="Heading3"/>
       </w:pPr>
       <w:r>
-        <w:t>6.2 Snapshot Behavior</w:t>
+        <w:t>3.62 Snapshot Behavior</w:t>
       </w:r>
     </w:p>
     <w:p/>
@@ -2075,7 +2697,7 @@
         <w:pStyle w:val="Heading3"/>
       </w:pPr>
       <w:r>
-        <w:t>6.3 Sidecar Directories</w:t>
+        <w:t>3.63 Sidecar Directories</w:t>
       </w:r>
     </w:p>
     <w:p/>
@@ -2107,7 +2729,7 @@
         <w:pStyle w:val="Heading2"/>
       </w:pPr>
       <w:r>
-        <w:t>7. Project Creation Pipeline</w:t>
+        <w:t>3.7 Project Creation Pipeline</w:t>
       </w:r>
     </w:p>
     <w:p/>
@@ -2170,7 +2792,7 @@
         <w:pStyle w:val="Heading2"/>
       </w:pPr>
       <w:r>
-        <w:t>8. Multi-Project Aggregation Pattern</w:t>
+        <w:t>3.8 Multi-Project Aggregation Pattern</w:t>
       </w:r>
     </w:p>
     <w:p/>
@@ -2216,7 +2838,7 @@
         <w:pStyle w:val="Heading2"/>
       </w:pPr>
       <w:r>
-        <w:t>9. Shapefile Management Architecture</w:t>
+        <w:t>3.9 Shapefile Management Architecture</w:t>
       </w:r>
     </w:p>
     <w:p/>
@@ -2278,7 +2900,7 @@
         <w:pStyle w:val="Heading2"/>
       </w:pPr>
       <w:r>
-        <w:t>10. Key Design Choices</w:t>
+        <w:t>3.10 Key Design Choices</w:t>
       </w:r>
     </w:p>
     <w:p/>
@@ -2287,7 +2909,7 @@
         <w:pStyle w:val="Heading3"/>
       </w:pPr>
       <w:r>
-        <w:t>10.1 API-Only Frontend Communication</w:t>
+        <w:t>3.101 API-Only Frontend Communication</w:t>
       </w:r>
     </w:p>
     <w:p/>
@@ -2302,7 +2924,7 @@
         <w:pStyle w:val="Heading3"/>
       </w:pPr>
       <w:r>
-        <w:t>10.2 Native Scoring Path</w:t>
+        <w:t>3.102 Native Scoring Path</w:t>
       </w:r>
     </w:p>
     <w:p/>
@@ -2317,7 +2939,7 @@
         <w:pStyle w:val="Heading3"/>
       </w:pPr>
       <w:r>
-        <w:t>10.3 CRS Handling</w:t>
+        <w:t>3.103 CRS Handling</w:t>
       </w:r>
     </w:p>
     <w:p/>
@@ -2332,7 +2954,7 @@
         <w:pStyle w:val="Heading3"/>
       </w:pPr>
       <w:r>
-        <w:t>10.4 Thread Safety</w:t>
+        <w:t>3.104 Thread Safety</w:t>
       </w:r>
     </w:p>
     <w:p/>
@@ -2347,7 +2969,7 @@
         <w:pStyle w:val="Heading2"/>
       </w:pPr>
       <w:r>
-        <w:t>11. GIS Layer Definition System</w:t>
+        <w:t>3.11 GIS Layer Definition System</w:t>
       </w:r>
     </w:p>
     <w:p/>
@@ -2391,6 +3013,790 @@
         <w:pStyle w:val="Heading1"/>
       </w:pPr>
       <w:r>
+        <w:t>API Reference</w:t>
+      </w:r>
+    </w:p>
+    <w:p/>
+    <w:p>
+      <w:r>
+        <w:t>All endpoints are prefixed with `/api/`.</w:t>
+      </w:r>
+    </w:p>
+    <w:p/>
+    <w:p>
+      <w:pPr>
+        <w:pStyle w:val="ListBullet"/>
+      </w:pPr>
+      <w:r>
+        <w:t>**Direct backend:** `http://localhost:8000/api`</w:t>
+      </w:r>
+    </w:p>
+    <w:p>
+      <w:pPr>
+        <w:pStyle w:val="ListBullet"/>
+      </w:pPr>
+      <w:r>
+        <w:t>**Through frontend:** `http://localhost/api`</w:t>
+      </w:r>
+    </w:p>
+    <w:p/>
+    <w:p>
+      <w:r>
+        <w:t>____________________</w:t>
+      </w:r>
+    </w:p>
+    <w:p/>
+    <w:p>
+      <w:pPr>
+        <w:pStyle w:val="Heading2"/>
+      </w:pPr>
+      <w:r>
+        <w:t>Table of Contents</w:t>
+      </w:r>
+    </w:p>
+    <w:p/>
+    <w:p>
+      <w:pPr>
+        <w:pStyle w:val="ListBullet"/>
+      </w:pPr>
+      <w:r>
+        <w:t>[4.1 Health Endpoints](#4-1-health-endpoints)</w:t>
+      </w:r>
+    </w:p>
+    <w:p>
+      <w:pPr>
+        <w:pStyle w:val="ListBullet"/>
+      </w:pPr>
+      <w:r>
+        <w:t>[4.2 Project Endpoints](#4-2-project-endpoints)</w:t>
+      </w:r>
+    </w:p>
+    <w:p>
+      <w:pPr>
+        <w:pStyle w:val="ListBullet"/>
+      </w:pPr>
+      <w:r>
+        <w:t>[4.21 Project Listing &amp; Metadata](#4-21-project-listing-metadata)</w:t>
+      </w:r>
+    </w:p>
+    <w:p>
+      <w:pPr>
+        <w:pStyle w:val="ListBullet"/>
+      </w:pPr>
+      <w:r>
+        <w:t>[4.22 Project Data](#4-22-project-data)</w:t>
+      </w:r>
+    </w:p>
+    <w:p>
+      <w:pPr>
+        <w:pStyle w:val="ListBullet"/>
+      </w:pPr>
+      <w:r>
+        <w:t>[4.23 Project Creation &amp; Road Selection](#4-23-project-creation-road-selection)</w:t>
+      </w:r>
+    </w:p>
+    <w:p>
+      <w:pPr>
+        <w:pStyle w:val="ListBullet"/>
+      </w:pPr>
+      <w:r>
+        <w:t>[4.3 Coding &amp; Autocode Endpoints](#4-3-coding-autocode-endpoints)</w:t>
+      </w:r>
+    </w:p>
+    <w:p>
+      <w:pPr>
+        <w:pStyle w:val="ListBullet"/>
+      </w:pPr>
+      <w:r>
+        <w:t>[4.31 Autocode](#4-31-autocode)</w:t>
+      </w:r>
+    </w:p>
+    <w:p>
+      <w:pPr>
+        <w:pStyle w:val="ListBullet"/>
+      </w:pPr>
+      <w:r>
+        <w:t>[4.32 Baseline &amp; Validation](#4-32-baseline-validation)</w:t>
+      </w:r>
+    </w:p>
+    <w:p>
+      <w:pPr>
+        <w:pStyle w:val="ListBullet"/>
+      </w:pPr>
+      <w:r>
+        <w:t>[4.33 Visualisation &amp; GIS Context](#4-33-visualisation-gis-context)</w:t>
+      </w:r>
+    </w:p>
+    <w:p>
+      <w:pPr>
+        <w:pStyle w:val="ListBullet"/>
+      </w:pPr>
+      <w:r>
+        <w:t>[4.4 Segment Management &amp; Exports](#4-4-segment-management-exports)</w:t>
+      </w:r>
+    </w:p>
+    <w:p>
+      <w:pPr>
+        <w:pStyle w:val="ListBullet"/>
+      </w:pPr>
+      <w:r>
+        <w:t>[4.5 Treatment Endpoints](#4-5-treatment-endpoints)</w:t>
+      </w:r>
+    </w:p>
+    <w:p>
+      <w:pPr>
+        <w:pStyle w:val="ListBullet"/>
+      </w:pPr>
+      <w:r>
+        <w:t>[4.6 Shapefile Management Endpoints](#4-6-shapefile-management-endpoints)</w:t>
+      </w:r>
+    </w:p>
+    <w:p>
+      <w:pPr>
+        <w:pStyle w:val="ListBullet"/>
+      </w:pPr>
+      <w:r>
+        <w:t>[4.7 Common Status Codes](#4-7-common-status-codes)</w:t>
+      </w:r>
+    </w:p>
+    <w:p/>
+    <w:p>
+      <w:pPr>
+        <w:pStyle w:val="Heading2"/>
+      </w:pPr>
+      <w:r>
+        <w:t>4.1 Health Endpoints</w:t>
+      </w:r>
+    </w:p>
+    <w:p/>
+    <w:p>
+      <w:r>
+        <w:t>| Method | Endpoint | Response |</w:t>
+      </w:r>
+    </w:p>
+    <w:p>
+      <w:r>
+        <w:t>|---|---|---|</w:t>
+      </w:r>
+    </w:p>
+    <w:p>
+      <w:r>
+        <w:t>| `GET` | `/api/ping` | `{ "status": "ok" }` |</w:t>
+      </w:r>
+    </w:p>
+    <w:p>
+      <w:r>
+        <w:t>| `GET` | `/api/health` | `{ "status": "ok" }` |</w:t>
+      </w:r>
+    </w:p>
+    <w:p/>
+    <w:p>
+      <w:r>
+        <w:t>____________________</w:t>
+      </w:r>
+    </w:p>
+    <w:p/>
+    <w:p>
+      <w:pPr>
+        <w:pStyle w:val="Heading2"/>
+      </w:pPr>
+      <w:r>
+        <w:t>4.2 Project Endpoints</w:t>
+      </w:r>
+    </w:p>
+    <w:p/>
+    <w:p>
+      <w:pPr>
+        <w:pStyle w:val="Heading3"/>
+      </w:pPr>
+      <w:r>
+        <w:t>4.21 Project Listing &amp; Metadata</w:t>
+      </w:r>
+    </w:p>
+    <w:p/>
+    <w:p>
+      <w:r>
+        <w:t>| Method | Endpoint | Description |</w:t>
+      </w:r>
+    </w:p>
+    <w:p>
+      <w:r>
+        <w:t>|---|---|---|</w:t>
+      </w:r>
+    </w:p>
+    <w:p>
+      <w:r>
+        <w:t>| `GET` | `/api/projects` | List all projects |</w:t>
+      </w:r>
+    </w:p>
+    <w:p>
+      <w:r>
+        <w:t>| `GET` | `/api/projects/&lt;name&gt;` | Get project versions |</w:t>
+      </w:r>
+    </w:p>
+    <w:p>
+      <w:r>
+        <w:t>| `GET` | `/api/projects/&lt;name&gt;/metadata` | Get detailed project metadata |</w:t>
+      </w:r>
+    </w:p>
+    <w:p>
+      <w:r>
+        <w:t>| `PATCH` | `/api/projects/&lt;name&gt;` | Update name, tags, verified status |</w:t>
+      </w:r>
+    </w:p>
+    <w:p>
+      <w:r>
+        <w:t>| `DELETE` | `/api/projects/&lt;name&gt;` | Delete entire project |</w:t>
+      </w:r>
+    </w:p>
+    <w:p/>
+    <w:p>
+      <w:r>
+        <w:t>Project list responses include: `dataset`, `source_folders`, `verified_segment_count`, `autocoded_segment_count`, `total_segments`.</w:t>
+      </w:r>
+    </w:p>
+    <w:p/>
+    <w:p>
+      <w:pPr>
+        <w:pStyle w:val="Heading3"/>
+      </w:pPr>
+      <w:r>
+        <w:t>4.22 Project Data</w:t>
+      </w:r>
+    </w:p>
+    <w:p/>
+    <w:p>
+      <w:r>
+        <w:t>| Method | Endpoint | Description |</w:t>
+      </w:r>
+    </w:p>
+    <w:p>
+      <w:r>
+        <w:t>|---|---|---|</w:t>
+      </w:r>
+    </w:p>
+    <w:p>
+      <w:r>
+        <w:t>| `GET` | `/api/projects/&lt;name&gt;/versions/latest/attributes` | Latest attribute rows (with score bands if available) |</w:t>
+      </w:r>
+    </w:p>
+    <w:p>
+      <w:r>
+        <w:t>| `PUT` | `/api/projects/&lt;name&gt;/attributes` | Save attributes and recalculate scores |</w:t>
+      </w:r>
+    </w:p>
+    <w:p>
+      <w:r>
+        <w:t>| `GET` | `/api/projects/&lt;name&gt;/geodata` | Project geometry as GeoJSON FeatureCollection |</w:t>
+      </w:r>
+    </w:p>
+    <w:p>
+      <w:r>
+        <w:t>| `GET` | `/api/projects/&lt;name&gt;/results` | Saved results rows (BB, BP, SB, VB, bands) |</w:t>
+      </w:r>
+    </w:p>
+    <w:p>
+      <w:r>
+        <w:t>| `POST` | `/api/projects/&lt;name&gt;/score` | Run native CycleRAP scoring |</w:t>
+      </w:r>
+    </w:p>
+    <w:p>
+      <w:r>
+        <w:t>| `GET` | `/api/projects/&lt;name&gt;/images/&lt;filename&gt;` | Serve a project image |</w:t>
+      </w:r>
+    </w:p>
+    <w:p>
+      <w:r>
+        <w:t>| `GET` | `/api/projects/attribute-mappings` | Label mappings for discrete fields |</w:t>
+      </w:r>
+    </w:p>
+    <w:p/>
+    <w:p>
+      <w:pPr>
+        <w:pStyle w:val="Heading3"/>
+      </w:pPr>
+      <w:r>
+        <w:t>4.23 Project Creation &amp; Road Selection</w:t>
+      </w:r>
+    </w:p>
+    <w:p/>
+    <w:p>
+      <w:r>
+        <w:t>| Method | Endpoint | Description |</w:t>
+      </w:r>
+    </w:p>
+    <w:p>
+      <w:r>
+        <w:t>|---|---|---|</w:t>
+      </w:r>
+    </w:p>
+    <w:p>
+      <w:r>
+        <w:t>| `GET` | `/api/projects/folders` | List source folders under `in/` |</w:t>
+      </w:r>
+    </w:p>
+    <w:p>
+      <w:r>
+        <w:t>| `POST` | `/api/projects/folders` | Create a project (single or multi-folder) |</w:t>
+      </w:r>
+    </w:p>
+    <w:p>
+      <w:r>
+        <w:t>| `POST` | `/api/projects/folders/upload-images` | Upload images into a source folder |</w:t>
+      </w:r>
+    </w:p>
+    <w:p>
+      <w:r>
+        <w:t>| `POST` | `/api/projects/roads-in-polygon` | Roads intersecting a drawn polygon |</w:t>
+      </w:r>
+    </w:p>
+    <w:p>
+      <w:r>
+        <w:t>| `GET` | `/api/projects/roads-in-bounds` | Road polylines for the current viewport |</w:t>
+      </w:r>
+    </w:p>
+    <w:p>
+      <w:r>
+        <w:t>| `GET` | `/api/projects/planning-areas-in-bounds` | Planning-area polygons for the viewport |</w:t>
+      </w:r>
+    </w:p>
+    <w:p/>
+    <w:p>
+      <w:r>
+        <w:t>`POST /api/projects/folders` supports:</w:t>
+      </w:r>
+    </w:p>
+    <w:p>
+      <w:pPr>
+        <w:pStyle w:val="ListBullet"/>
+      </w:pPr>
+      <w:r>
+        <w:t>Single folder: `{ "folder_name": "...", "project_name": "...", "tags": [] }`</w:t>
+      </w:r>
+    </w:p>
+    <w:p>
+      <w:pPr>
+        <w:pStyle w:val="ListBullet"/>
+      </w:pPr>
+      <w:r>
+        <w:t>Multi-folder: `{ "folder_names": [...], "polygon": [...], "project_name": "...", "tags": [] }`</w:t>
+      </w:r>
+    </w:p>
+    <w:p/>
+    <w:p>
+      <w:r>
+        <w:t>____________________</w:t>
+      </w:r>
+    </w:p>
+    <w:p/>
+    <w:p>
+      <w:pPr>
+        <w:pStyle w:val="Heading2"/>
+      </w:pPr>
+      <w:r>
+        <w:t>4.3 Coding &amp; Autocode Endpoints</w:t>
+      </w:r>
+    </w:p>
+    <w:p/>
+    <w:p>
+      <w:pPr>
+        <w:pStyle w:val="Heading3"/>
+      </w:pPr>
+      <w:r>
+        <w:t>4.31 Autocode</w:t>
+      </w:r>
+    </w:p>
+    <w:p/>
+    <w:p>
+      <w:r>
+        <w:t>| Method | Endpoint | Description |</w:t>
+      </w:r>
+    </w:p>
+    <w:p>
+      <w:r>
+        <w:t>|---|---|---|</w:t>
+      </w:r>
+    </w:p>
+    <w:p>
+      <w:r>
+        <w:t>| `POST` | `/api/projects/&lt;name&gt;/autocode/image` | CV auto-code for one image |</w:t>
+      </w:r>
+    </w:p>
+    <w:p>
+      <w:r>
+        <w:t>| `POST` | `/api/projects/&lt;name&gt;/autocode/gis` | GIS auto-code for one segment |</w:t>
+      </w:r>
+    </w:p>
+    <w:p>
+      <w:r>
+        <w:t>| `POST` | `/api/projects/&lt;name&gt;/autocode/all` | Bulk auto-code (single / all / selected rows) |</w:t>
+      </w:r>
+    </w:p>
+    <w:p>
+      <w:r>
+        <w:t>| `GET` | `/api/projects/&lt;name&gt;/autocode-metadata` | Read saved autocode provenance |</w:t>
+      </w:r>
+    </w:p>
+    <w:p>
+      <w:r>
+        <w:t>| `POST` | `/api/projects/&lt;name&gt;/autocode-metadata` | Write autocode provenance metadata |</w:t>
+      </w:r>
+    </w:p>
+    <w:p/>
+    <w:p>
+      <w:pPr>
+        <w:pStyle w:val="Heading3"/>
+      </w:pPr>
+      <w:r>
+        <w:t>4.32 Baseline &amp; Validation</w:t>
+      </w:r>
+    </w:p>
+    <w:p/>
+    <w:p>
+      <w:r>
+        <w:t>| Method | Endpoint | Description |</w:t>
+      </w:r>
+    </w:p>
+    <w:p>
+      <w:r>
+        <w:t>|---|---|---|</w:t>
+      </w:r>
+    </w:p>
+    <w:p>
+      <w:r>
+        <w:t>| `GET` | `/api/projects/&lt;name&gt;/baseline/exists` | Check if baseline exists |</w:t>
+      </w:r>
+    </w:p>
+    <w:p>
+      <w:r>
+        <w:t>| `GET` | `/api/projects/&lt;name&gt;/baseline` | Get baseline attribute rows |</w:t>
+      </w:r>
+    </w:p>
+    <w:p>
+      <w:r>
+        <w:t>| `POST` | `/api/projects/&lt;name&gt;/baseline` | Save a baseline |</w:t>
+      </w:r>
+    </w:p>
+    <w:p/>
+    <w:p>
+      <w:pPr>
+        <w:pStyle w:val="Heading3"/>
+      </w:pPr>
+      <w:r>
+        <w:t>4.33 Visualisation &amp; GIS Context</w:t>
+      </w:r>
+    </w:p>
+    <w:p/>
+    <w:p>
+      <w:r>
+        <w:t>| Method | Endpoint | Description |</w:t>
+      </w:r>
+    </w:p>
+    <w:p>
+      <w:r>
+        <w:t>|---|---|---|</w:t>
+      </w:r>
+    </w:p>
+    <w:p>
+      <w:r>
+        <w:t>| `POST` | `/api/projects/&lt;name&gt;/curvature/visualize` | Curvature geometry and radius context |</w:t>
+      </w:r>
+    </w:p>
+    <w:p>
+      <w:r>
+        <w:t>| `POST` | `/api/projects/&lt;name&gt;/width/visualize` | Width search rings and path candidates |</w:t>
+      </w:r>
+    </w:p>
+    <w:p>
+      <w:r>
+        <w:t>| `POST` | `/api/projects/&lt;name&gt;/gis/layers` | Nearby GIS features for coding map overlay |</w:t>
+      </w:r>
+    </w:p>
+    <w:p>
+      <w:r>
+        <w:t>| `POST` | `/api/projects/&lt;name&gt;/gis/detect` | Diagnostic GIS feature inspection |</w:t>
+      </w:r>
+    </w:p>
+    <w:p/>
+    <w:p>
+      <w:r>
+        <w:t>____________________</w:t>
+      </w:r>
+    </w:p>
+    <w:p/>
+    <w:p>
+      <w:pPr>
+        <w:pStyle w:val="Heading2"/>
+      </w:pPr>
+      <w:r>
+        <w:t>4.4 Segment Management &amp; Exports</w:t>
+      </w:r>
+    </w:p>
+    <w:p/>
+    <w:p>
+      <w:r>
+        <w:t>| Method | Endpoint | Description |</w:t>
+      </w:r>
+    </w:p>
+    <w:p>
+      <w:r>
+        <w:t>|---|---|---|</w:t>
+      </w:r>
+    </w:p>
+    <w:p>
+      <w:r>
+        <w:t>| `DELETE` | `/api/projects/&lt;name&gt;/segments/&lt;index&gt;` | Delete a single segment |</w:t>
+      </w:r>
+    </w:p>
+    <w:p>
+      <w:r>
+        <w:t>| `POST` | `/api/projects/&lt;name&gt;/segments/delete-batch` | Delete multiple segments |</w:t>
+      </w:r>
+    </w:p>
+    <w:p>
+      <w:r>
+        <w:t>| `POST` | `/api/projects/check-collisions` | Check image collisions before copy |</w:t>
+      </w:r>
+    </w:p>
+    <w:p>
+      <w:r>
+        <w:t>| `POST` | `/api/projects/copy-segments` | Copy segments into another project |</w:t>
+      </w:r>
+    </w:p>
+    <w:p>
+      <w:r>
+        <w:t>| `POST` | `/api/projects/download-images` | ZIP download of filtered images |</w:t>
+      </w:r>
+    </w:p>
+    <w:p/>
+    <w:p>
+      <w:r>
+        <w:t>____________________</w:t>
+      </w:r>
+    </w:p>
+    <w:p/>
+    <w:p>
+      <w:pPr>
+        <w:pStyle w:val="Heading2"/>
+      </w:pPr>
+      <w:r>
+        <w:t>4.5 Treatment Endpoints</w:t>
+      </w:r>
+    </w:p>
+    <w:p/>
+    <w:p>
+      <w:r>
+        <w:t>| Method | Endpoint | Description |</w:t>
+      </w:r>
+    </w:p>
+    <w:p>
+      <w:r>
+        <w:t>|---|---|---|</w:t>
+      </w:r>
+    </w:p>
+    <w:p>
+      <w:r>
+        <w:t>| `POST` | `/api/projects/&lt;name&gt;/treatments/preview` | Preview treatments without saving |</w:t>
+      </w:r>
+    </w:p>
+    <w:p>
+      <w:r>
+        <w:t>| `POST` | `/api/projects/&lt;name&gt;/treatments/apply` | Apply treatments to one segment |</w:t>
+      </w:r>
+    </w:p>
+    <w:p>
+      <w:r>
+        <w:t>| `GET` | `/api/projects/&lt;name&gt;/treatments/segment/&lt;index&gt;` | Treatment state for one segment |</w:t>
+      </w:r>
+    </w:p>
+    <w:p>
+      <w:r>
+        <w:t>| `GET` | `/api/projects/&lt;name&gt;/treatments/all` | All stored treatment states |</w:t>
+      </w:r>
+    </w:p>
+    <w:p>
+      <w:r>
+        <w:t>| `POST` | `/api/projects/&lt;name&gt;/treatments/apply-all` | Apply all applicable treatments |</w:t>
+      </w:r>
+    </w:p>
+    <w:p>
+      <w:r>
+        <w:t>| `POST` | `/api/projects/&lt;name&gt;/treatments/apply-specific` | Apply one treatment across all segments |</w:t>
+      </w:r>
+    </w:p>
+    <w:p>
+      <w:r>
+        <w:t>| `POST` | `/api/projects/&lt;name&gt;/treatments/reset-all` | Clear pending treatment state |</w:t>
+      </w:r>
+    </w:p>
+    <w:p>
+      <w:r>
+        <w:t>| `POST` | `/api/projects/&lt;name&gt;/treatments/save` | Persist pending treatment edits |</w:t>
+      </w:r>
+    </w:p>
+    <w:p>
+      <w:r>
+        <w:t>| `POST` | `/api/projects/&lt;name&gt;/treatments/effectiveness` | Rank treatments by risk band improvement |</w:t>
+      </w:r>
+    </w:p>
+    <w:p>
+      <w:r>
+        <w:t>| `GET` | `/api/projects/&lt;name&gt;/treatments/effectiveness/segment/&lt;index&gt;` | Per-treatment score drops for one segment |</w:t>
+      </w:r>
+    </w:p>
+    <w:p/>
+    <w:p>
+      <w:r>
+        <w:t>____________________</w:t>
+      </w:r>
+    </w:p>
+    <w:p/>
+    <w:p>
+      <w:pPr>
+        <w:pStyle w:val="Heading2"/>
+      </w:pPr>
+      <w:r>
+        <w:t>4.6 Shapefile Management Endpoints</w:t>
+      </w:r>
+    </w:p>
+    <w:p/>
+    <w:p>
+      <w:r>
+        <w:t>All under `/api/shapefiles/`:</w:t>
+      </w:r>
+    </w:p>
+    <w:p/>
+    <w:p>
+      <w:r>
+        <w:t>| Method | Endpoint | Description |</w:t>
+      </w:r>
+    </w:p>
+    <w:p>
+      <w:r>
+        <w:t>|---|---|---|</w:t>
+      </w:r>
+    </w:p>
+    <w:p>
+      <w:r>
+        <w:t>| `GET` | `/api/shapefiles` | List all shapefiles with metadata and required columns |</w:t>
+      </w:r>
+    </w:p>
+    <w:p>
+      <w:r>
+        <w:t>| `GET` | `/api/shapefiles/categories` | List category folders |</w:t>
+      </w:r>
+    </w:p>
+    <w:p>
+      <w:r>
+        <w:t>| `POST` | `/api/shapefiles/geojson` | Convert shapefile to WGS84 GeoJSON |</w:t>
+      </w:r>
+    </w:p>
+    <w:p>
+      <w:r>
+        <w:t>| `POST` | `/api/shapefiles/validate` | Validate uploaded ZIP before import |</w:t>
+      </w:r>
+    </w:p>
+    <w:p>
+      <w:r>
+        <w:t>| `POST` | `/api/shapefiles/preview-upload` | Temporary GeoJSON preview without saving |</w:t>
+      </w:r>
+    </w:p>
+    <w:p>
+      <w:r>
+        <w:t>| `POST` | `/api/shapefiles/upload` | Upload new shapefile assets into a category |</w:t>
+      </w:r>
+    </w:p>
+    <w:p>
+      <w:r>
+        <w:t>| `POST` | `/api/shapefiles/validate-replacement` | Check column compatibility of replacement |</w:t>
+      </w:r>
+    </w:p>
+    <w:p>
+      <w:r>
+        <w:t>| `PUT` | `/api/shapefiles/replace` | Overwrite existing shapefile (creates `.bak` backup) |</w:t>
+      </w:r>
+    </w:p>
+    <w:p>
+      <w:r>
+        <w:t>| `DELETE` | `/api/shapefiles/&lt;path&gt;` | Delete shapefile and companion files |</w:t>
+      </w:r>
+    </w:p>
+    <w:p/>
+    <w:p>
+      <w:r>
+        <w:t>____________________</w:t>
+      </w:r>
+    </w:p>
+    <w:p/>
+    <w:p>
+      <w:pPr>
+        <w:pStyle w:val="Heading2"/>
+      </w:pPr>
+      <w:r>
+        <w:t>4.7 Common Status Codes</w:t>
+      </w:r>
+    </w:p>
+    <w:p/>
+    <w:p>
+      <w:r>
+        <w:t>| Code | Meaning |</w:t>
+      </w:r>
+    </w:p>
+    <w:p>
+      <w:r>
+        <w:t>|---|---|</w:t>
+      </w:r>
+    </w:p>
+    <w:p>
+      <w:r>
+        <w:t>| `200` | Success |</w:t>
+      </w:r>
+    </w:p>
+    <w:p>
+      <w:r>
+        <w:t>| `400` | Bad request (missing field, invalid polygon, underscore in project name) |</w:t>
+      </w:r>
+    </w:p>
+    <w:p>
+      <w:r>
+        <w:t>| `404` | Project, folder, image, or shapefile not found |</w:t>
+      </w:r>
+    </w:p>
+    <w:p>
+      <w:r>
+        <w:t>| `409` | Conflict — project already exists |</w:t>
+      </w:r>
+    </w:p>
+    <w:p>
+      <w:r>
+        <w:t>| `500` | Unexpected backend error |</w:t>
+      </w:r>
+    </w:p>
+    <w:p>
+      <w:r>
+        <w:t>| `503` | Service unavailable — CV models missing or failed to load |</w:t>
+      </w:r>
+    </w:p>
+    <w:p/>
+    <w:p>
+      <w:r>
+        <w:rPr>
+          <w:i/>
+        </w:rPr>
+        <w:t>*Layman's explanation: These numbers are like secret codes the computer uses to tell the website if a request was successful or if something went wrong.*</w:t>
+      </w:r>
+    </w:p>
+    <w:p/>
+    <w:p>
+      <w:r>
+        <w:br w:type="page"/>
+      </w:r>
+    </w:p>
+    <w:p>
+      <w:pPr>
+        <w:pStyle w:val="Heading1"/>
+      </w:pPr>
+      <w:r>
         <w:t>CV / ML Pipeline</w:t>
       </w:r>
     </w:p>
@@ -2421,7 +3827,7 @@
         <w:pStyle w:val="ListBullet"/>
       </w:pPr>
       <w:r>
-        <w:t>[1. Overview &amp; Pipeline Flowchart](#1-overview--pipeline-flowchart)</w:t>
+        <w:t>[5.1 Overview &amp; Pipeline Flowchart](#5-1-overview-pipeline-flowchart)</w:t>
       </w:r>
     </w:p>
     <w:p>
@@ -2429,7 +3835,7 @@
         <w:pStyle w:val="ListBullet"/>
       </w:pPr>
       <w:r>
-        <w:t>[2. Model Files](#2-model-files)</w:t>
+        <w:t>[5.2 Model Files](#5-2-model-files)</w:t>
       </w:r>
     </w:p>
     <w:p>
@@ -2437,7 +3843,7 @@
         <w:pStyle w:val="ListBullet"/>
       </w:pPr>
       <w:r>
-        <w:t>[2.1 Model Loading](#21-model-loading)</w:t>
+        <w:t>[5.21 Model Loading](#5-21-model-loading)</w:t>
       </w:r>
     </w:p>
     <w:p>
@@ -2445,7 +3851,7 @@
         <w:pStyle w:val="ListBullet"/>
       </w:pPr>
       <w:r>
-        <w:t>[2.2 Replacing or Updating a Model](#22-replacing-or-updating-a-model)</w:t>
+        <w:t>[5.22 Replacing or Updating a Model](#5-22-replacing-or-updating-a-model)</w:t>
       </w:r>
     </w:p>
     <w:p>
@@ -2453,7 +3859,7 @@
         <w:pStyle w:val="ListBullet"/>
       </w:pPr>
       <w:r>
-        <w:t>[3. Inference Steps](#3-inference-steps)</w:t>
+        <w:t>[5.3 Inference Steps](#5-3-inference-steps)</w:t>
       </w:r>
     </w:p>
     <w:p>
@@ -2461,7 +3867,7 @@
         <w:pStyle w:val="ListBullet"/>
       </w:pPr>
       <w:r>
-        <w:t>[3.1 Step 1 — Path Segmentation](#31-step-1--path-segmentation)</w:t>
+        <w:t>[5.31 Step 1 — Path Segmentation](#5-31-step-1-path-segmentation)</w:t>
       </w:r>
     </w:p>
     <w:p>
@@ -2469,7 +3875,7 @@
         <w:pStyle w:val="ListBullet"/>
       </w:pPr>
       <w:r>
-        <w:t>[3.2 Step 2 — Light Segregation](#32-step-2--light-segregation)</w:t>
+        <w:t>[5.32 Step 2 — Light Segregation](#5-32-step-2-light-segregation)</w:t>
       </w:r>
     </w:p>
     <w:p>
@@ -2477,7 +3883,7 @@
         <w:pStyle w:val="ListBullet"/>
       </w:pPr>
       <w:r>
-        <w:t>[3.3 Step 3 — Adjacent Road Classification](#33-step-3--adjacent-road-classification)</w:t>
+        <w:t>[5.33 Step 3 — Adjacent Road Classification](#5-33-step-3-adjacent-road-classification)</w:t>
       </w:r>
     </w:p>
     <w:p>
@@ -2485,7 +3891,7 @@
         <w:pStyle w:val="ListBullet"/>
       </w:pPr>
       <w:r>
-        <w:t>[3.4 Step 4 — Off-Road Bicycle Path](#34-step-4--off-road-bicycle-path)</w:t>
+        <w:t>[5.34 Step 4 — Off-Road Bicycle Path](#5-34-step-4-off-road-bicycle-path)</w:t>
       </w:r>
     </w:p>
     <w:p>
@@ -2493,7 +3899,7 @@
         <w:pStyle w:val="ListBullet"/>
       </w:pPr>
       <w:r>
-        <w:t>[3.5 Step 5 — Facility Type Decision](#35-step-5--facility-type-decision)</w:t>
+        <w:t>[5.35 Step 5 — Facility Type Decision](#5-35-step-5-facility-type-decision)</w:t>
       </w:r>
     </w:p>
     <w:p>
@@ -2501,7 +3907,7 @@
         <w:pStyle w:val="ListBullet"/>
       </w:pPr>
       <w:r>
-        <w:t>[3.6 Step 6 — Fixed Obstacle &amp; Delineation](#36-step-6--fixed-obstacle--delineation)</w:t>
+        <w:t>[5.36 Step 6 — Fixed Obstacle &amp; Delineation](#5-36-step-6-fixed-obstacle-delineation)</w:t>
       </w:r>
     </w:p>
     <w:p>
@@ -2509,7 +3915,7 @@
         <w:pStyle w:val="ListBullet"/>
       </w:pPr>
       <w:r>
-        <w:t>[4. Bulk Auto-coding Modes](#4-bulk-auto-coding-modes)</w:t>
+        <w:t>[5.4 Bulk Auto-coding Modes](#5-4-bulk-auto-coding-modes)</w:t>
       </w:r>
     </w:p>
     <w:p>
@@ -2517,7 +3923,7 @@
         <w:pStyle w:val="ListBullet"/>
       </w:pPr>
       <w:r>
-        <w:t>[5. Confidence Thresholds](#5-confidence-thresholds)</w:t>
+        <w:t>[5.5 Confidence Thresholds](#5-5-confidence-thresholds)</w:t>
       </w:r>
     </w:p>
     <w:p>
@@ -2525,7 +3931,7 @@
         <w:pStyle w:val="ListBullet"/>
       </w:pPr>
       <w:r>
-        <w:t>[6. Attributes Auto-coded by CV](#6-attributes-auto-coded-by-cv)</w:t>
+        <w:t>[5.6 Attributes Auto-coded by CV](#5-6-attributes-auto-coded-by-cv)</w:t>
       </w:r>
     </w:p>
     <w:p>
@@ -2533,13 +3939,7 @@
         <w:pStyle w:val="ListBullet"/>
       </w:pPr>
       <w:r>
-        <w:t>[7. GIS Auto-coding](#7-gis-auto-coding)</w:t>
-      </w:r>
-    </w:p>
-    <w:p/>
-    <w:p>
-      <w:r>
-        <w:t>____________________</w:t>
+        <w:t>[5.7 GIS Auto-coding](#5-7-gis-auto-coding)</w:t>
       </w:r>
     </w:p>
     <w:p/>
@@ -2548,7 +3948,7 @@
         <w:pStyle w:val="Heading2"/>
       </w:pPr>
       <w:r>
-        <w:t>1. Overview &amp; Pipeline Flowchart</w:t>
+        <w:t>5.1 Overview &amp; Pipeline Flowchart</w:t>
       </w:r>
     </w:p>
     <w:p/>
@@ -2727,7 +4127,7 @@
         <w:pStyle w:val="Heading2"/>
       </w:pPr>
       <w:r>
-        <w:t>2. Model Files</w:t>
+        <w:t>5.2 Model Files</w:t>
       </w:r>
     </w:p>
     <w:p/>
@@ -2788,7 +4188,7 @@
         <w:pStyle w:val="Heading3"/>
       </w:pPr>
       <w:r>
-        <w:t>2.1 Model Loading</w:t>
+        <w:t>5.21 Model Loading</w:t>
       </w:r>
     </w:p>
     <w:p/>
@@ -2830,7 +4230,7 @@
         <w:pStyle w:val="Heading3"/>
       </w:pPr>
       <w:r>
-        <w:t>2.2 Replacing or Updating a Model</w:t>
+        <w:t>5.22 Replacing or Updating a Model</w:t>
       </w:r>
     </w:p>
     <w:p/>
@@ -2867,7 +4267,7 @@
         <w:pStyle w:val="Heading2"/>
       </w:pPr>
       <w:r>
-        <w:t>3. Inference Steps</w:t>
+        <w:t>5.3 Inference Steps</w:t>
       </w:r>
     </w:p>
     <w:p/>
@@ -2876,7 +4276,7 @@
         <w:pStyle w:val="Heading3"/>
       </w:pPr>
       <w:r>
-        <w:t>3.1 Step 1 — Path Segmentation</w:t>
+        <w:t>5.31 Step 1 — Path Segmentation</w:t>
       </w:r>
     </w:p>
     <w:p/>
@@ -2891,7 +4291,7 @@
         <w:pStyle w:val="Heading3"/>
       </w:pPr>
       <w:r>
-        <w:t>3.2 Step 2 — Light Segregation</w:t>
+        <w:t>5.32 Step 2 — Light Segregation</w:t>
       </w:r>
     </w:p>
     <w:p/>
@@ -2906,7 +4306,7 @@
         <w:pStyle w:val="Heading3"/>
       </w:pPr>
       <w:r>
-        <w:t>3.3 Step 3 — Adjacent Road Classification</w:t>
+        <w:t>5.33 Step 3 — Adjacent Road Classification</w:t>
       </w:r>
     </w:p>
     <w:p/>
@@ -2947,7 +4347,7 @@
         <w:pStyle w:val="Heading3"/>
       </w:pPr>
       <w:r>
-        <w:t>3.4 Step 4 — Off-Road Bicycle Path</w:t>
+        <w:t>5.34 Step 4 — Off-Road Bicycle Path</w:t>
       </w:r>
     </w:p>
     <w:p/>
@@ -2986,7 +4386,7 @@
         <w:pStyle w:val="Heading3"/>
       </w:pPr>
       <w:r>
-        <w:t>3.5 Step 5 — Facility Type Decision</w:t>
+        <w:t>5.35 Step 5 — Facility Type Decision</w:t>
       </w:r>
     </w:p>
     <w:p/>
@@ -3037,7 +4437,7 @@
         <w:pStyle w:val="Heading3"/>
       </w:pPr>
       <w:r>
-        <w:t>3.6 Step 6 — Fixed Obstacle &amp; Delineation</w:t>
+        <w:t>5.36 Step 6 — Fixed Obstacle &amp; Delineation</w:t>
       </w:r>
     </w:p>
     <w:p/>
@@ -3084,7 +4484,7 @@
         <w:pStyle w:val="Heading2"/>
       </w:pPr>
       <w:r>
-        <w:t>4. Bulk Auto-coding Modes</w:t>
+        <w:t>5.4 Bulk Auto-coding Modes</w:t>
       </w:r>
     </w:p>
     <w:p/>
@@ -3131,7 +4531,7 @@
         <w:pStyle w:val="Heading2"/>
       </w:pPr>
       <w:r>
-        <w:t>5. Confidence Thresholds</w:t>
+        <w:t>5.5 Confidence Thresholds</w:t>
       </w:r>
     </w:p>
     <w:p/>
@@ -3187,7 +4587,7 @@
         <w:pStyle w:val="Heading2"/>
       </w:pPr>
       <w:r>
-        <w:t>6. Attributes Auto-coded by CV</w:t>
+        <w:t>5.6 Attributes Auto-coded by CV</w:t>
       </w:r>
     </w:p>
     <w:p/>
@@ -3263,7 +4663,7 @@
         <w:pStyle w:val="Heading2"/>
       </w:pPr>
       <w:r>
-        <w:t>7. GIS Auto-coding</w:t>
+        <w:t>5.7 GIS Auto-coding</w:t>
       </w:r>
     </w:p>
     <w:p/>
@@ -3375,13 +4775,29 @@
         <w:pStyle w:val="Heading1"/>
       </w:pPr>
       <w:r>
-        <w:t>API Reference</w:t>
-      </w:r>
-    </w:p>
-    <w:p/>
-    <w:p>
-      <w:r>
-        <w:t>All endpoints are prefixed with `/api/`.</w:t>
+        <w:t>Scoring Logic</w:t>
+      </w:r>
+    </w:p>
+    <w:p/>
+    <w:p>
+      <w:r>
+        <w:t>PSAT implements the CycleRAP v2.11 risk scoring algorithm as a pure Python module (`cyclerap_scoring.py`). No Excel, VBA macros, or Windows-only dependencies are required.</w:t>
+      </w:r>
+    </w:p>
+    <w:p/>
+    <w:p>
+      <w:r>
+        <w:t>____________________</w:t>
+      </w:r>
+    </w:p>
+    <w:p/>
+    <w:p/>
+    <w:p>
+      <w:pPr>
+        <w:pStyle w:val="Heading2"/>
+      </w:pPr>
+      <w:r>
+        <w:t>Table of Contents</w:t>
       </w:r>
     </w:p>
     <w:p/>
@@ -3390,7 +4806,7 @@
         <w:pStyle w:val="ListBullet"/>
       </w:pPr>
       <w:r>
-        <w:t>**Direct backend:** `http://localhost:8000/api`</w:t>
+        <w:t>[6.1 Overview](#6-1-overview)</w:t>
       </w:r>
     </w:p>
     <w:p>
@@ -3398,7 +4814,241 @@
         <w:pStyle w:val="ListBullet"/>
       </w:pPr>
       <w:r>
-        <w:t>**Through frontend:** `http://localhost/api`</w:t>
+        <w:t>[6.2 Risk Bands](#6-2-risk-bands)</w:t>
+      </w:r>
+    </w:p>
+    <w:p>
+      <w:pPr>
+        <w:pStyle w:val="ListBullet"/>
+      </w:pPr>
+      <w:r>
+        <w:t>[6.21 BB, BP, SB](#6-21-bb-bp-sb)</w:t>
+      </w:r>
+    </w:p>
+    <w:p>
+      <w:pPr>
+        <w:pStyle w:val="ListBullet"/>
+      </w:pPr>
+      <w:r>
+        <w:t>[6.22 VB](#6-22-vb)</w:t>
+      </w:r>
+    </w:p>
+    <w:p>
+      <w:pPr>
+        <w:pStyle w:val="ListBullet"/>
+      </w:pPr>
+      <w:r>
+        <w:t>[6.23 Overall Risk Level Band](#6-23-overall-risk-level-band)</w:t>
+      </w:r>
+    </w:p>
+    <w:p>
+      <w:pPr>
+        <w:pStyle w:val="ListBullet"/>
+      </w:pPr>
+      <w:r>
+        <w:t>[6.3 Algorithm: Component Formulas](#6-3-algorithm-component-formulas)</w:t>
+      </w:r>
+    </w:p>
+    <w:p>
+      <w:pPr>
+        <w:pStyle w:val="ListBullet"/>
+      </w:pPr>
+      <w:r>
+        <w:t>[6.31 CM3 — Main Cycling Environment Risk](#6-31-cm3-main-cycling-environment-risk)</w:t>
+      </w:r>
+    </w:p>
+    <w:p>
+      <w:pPr>
+        <w:pStyle w:val="ListBullet"/>
+      </w:pPr>
+      <w:r>
+        <w:t>[6.32 CM16 — Departure and Fall Scenarios](#6-32-cm16-departure-and-fall-scenarios)</w:t>
+      </w:r>
+    </w:p>
+    <w:p>
+      <w:pPr>
+        <w:pStyle w:val="ListBullet"/>
+      </w:pPr>
+      <w:r>
+        <w:t>[6.33 CM25 — Speed-Related Incidents](#6-33-cm25-speed-related-incidents)</w:t>
+      </w:r>
+    </w:p>
+    <w:p>
+      <w:pPr>
+        <w:pStyle w:val="ListBullet"/>
+      </w:pPr>
+      <w:r>
+        <w:t>[6.34 CM40 — Vehicle Interaction](#6-34-cm40-vehicle-interaction)</w:t>
+      </w:r>
+    </w:p>
+    <w:p>
+      <w:pPr>
+        <w:pStyle w:val="ListBullet"/>
+      </w:pPr>
+      <w:r>
+        <w:t>[6.35 Final Score Combination](#6-35-final-score-combination)</w:t>
+      </w:r>
+    </w:p>
+    <w:p>
+      <w:pPr>
+        <w:pStyle w:val="ListBullet"/>
+      </w:pPr>
+      <w:r>
+        <w:t>[6.4 Worked Example: CM3](#6-4-worked-example-cm3)</w:t>
+      </w:r>
+    </w:p>
+    <w:p>
+      <w:pPr>
+        <w:pStyle w:val="ListBullet"/>
+      </w:pPr>
+      <w:r>
+        <w:t>[6.41 Road Speed Risk Factor](#6-41-road-speed-risk-factor)</w:t>
+      </w:r>
+    </w:p>
+    <w:p>
+      <w:pPr>
+        <w:pStyle w:val="ListBullet"/>
+      </w:pPr>
+      <w:r>
+        <w:t>[6.5 Attribute Fields Reference](#6-5-attribute-fields-reference)</w:t>
+      </w:r>
+    </w:p>
+    <w:p>
+      <w:pPr>
+        <w:pStyle w:val="ListBullet"/>
+      </w:pPr>
+      <w:r>
+        <w:t>[6.51 Facility Configuration](#6-51-facility-configuration)</w:t>
+      </w:r>
+    </w:p>
+    <w:p>
+      <w:pPr>
+        <w:pStyle w:val="ListBullet"/>
+      </w:pPr>
+      <w:r>
+        <w:t>[6.52 Facility Clear Width](#6-52-facility-clear-width)</w:t>
+      </w:r>
+    </w:p>
+    <w:p>
+      <w:pPr>
+        <w:pStyle w:val="ListBullet"/>
+      </w:pPr>
+      <w:r>
+        <w:t>[6.53 Facility Surface Conditions](#6-53-facility-surface-conditions)</w:t>
+      </w:r>
+    </w:p>
+    <w:p>
+      <w:pPr>
+        <w:pStyle w:val="ListBullet"/>
+      </w:pPr>
+      <w:r>
+        <w:t>[6.54 Intersection](#6-54-intersection)</w:t>
+      </w:r>
+    </w:p>
+    <w:p>
+      <w:pPr>
+        <w:pStyle w:val="ListBullet"/>
+      </w:pPr>
+      <w:r>
+        <w:t>[6.55 Flow &amp; Speed](#6-55-flow-speed)</w:t>
+      </w:r>
+    </w:p>
+    <w:p>
+      <w:pPr>
+        <w:pStyle w:val="ListBullet"/>
+      </w:pPr>
+      <w:r>
+        <w:t>[6.6 `cyclerap_scoring.py` — Function Reference](#6-6-cyclerap-scoring-py-function-reference)</w:t>
+      </w:r>
+    </w:p>
+    <w:p>
+      <w:pPr>
+        <w:pStyle w:val="ListBullet"/>
+      </w:pPr>
+      <w:r>
+        <w:t>[6.61 Output Columns](#6-61-output-columns)</w:t>
+      </w:r>
+    </w:p>
+    <w:p>
+      <w:pPr>
+        <w:pStyle w:val="ListBullet"/>
+      </w:pPr>
+      <w:r>
+        <w:t>[6.7 Treatment Logic](#6-7-treatment-logic)</w:t>
+      </w:r>
+    </w:p>
+    <w:p>
+      <w:pPr>
+        <w:pStyle w:val="ListBullet"/>
+      </w:pPr>
+      <w:r>
+        <w:t>[6.71 Treatment List](#6-71-treatment-list)</w:t>
+      </w:r>
+    </w:p>
+    <w:p>
+      <w:pPr>
+        <w:pStyle w:val="ListBullet"/>
+      </w:pPr>
+      <w:r>
+        <w:t>[6.8 Updating the CycleRAP Algorithm](#6-8-updating-the-cyclerap-algorithm)</w:t>
+      </w:r>
+    </w:p>
+    <w:p/>
+    <w:p>
+      <w:pPr>
+        <w:pStyle w:val="Heading2"/>
+      </w:pPr>
+      <w:r>
+        <w:t>6.1 Overview</w:t>
+      </w:r>
+    </w:p>
+    <w:p/>
+    <w:p>
+      <w:r>
+        <w:t>CycleRAP produces four independent risk scores for each road segment, each representing a distinct crash scenario:</w:t>
+      </w:r>
+    </w:p>
+    <w:p/>
+    <w:p>
+      <w:r>
+        <w:t>| Score | Crash type | Description |</w:t>
+      </w:r>
+    </w:p>
+    <w:p>
+      <w:r>
+        <w:t>|---|---|---|</w:t>
+      </w:r>
+    </w:p>
+    <w:p>
+      <w:r>
+        <w:t>| BB | Bicyclist–Bicyclist | Conflict between cyclists (and with light vehicles) |</w:t>
+      </w:r>
+    </w:p>
+    <w:p>
+      <w:r>
+        <w:t>| BP | Bicyclist–Pedestrian | Conflict between a cyclist and a pedestrian |</w:t>
+      </w:r>
+    </w:p>
+    <w:p>
+      <w:r>
+        <w:t>| SB | Single Bicyclist | Cyclist departing facility and striking a fixed/severe hazard |</w:t>
+      </w:r>
+    </w:p>
+    <w:p>
+      <w:r>
+        <w:t>| VB | Vehicle–Bicyclist | Conflict between a motor vehicle and a cyclist |</w:t>
+      </w:r>
+    </w:p>
+    <w:p/>
+    <w:p>
+      <w:r>
+        <w:t>Each score is a continuous real number. Scores are then classified into one of four risk bands.</w:t>
+      </w:r>
+    </w:p>
+    <w:p/>
+    <w:p>
+      <w:r>
+        <w:t>An Overall Risk Level (the sum of all four scores) and an Overall Risk Level Band (the maximum of the four component bands) are also computed.</w:t>
       </w:r>
     </w:p>
     <w:p/>
@@ -3413,112 +5063,102 @@
         <w:pStyle w:val="Heading2"/>
       </w:pPr>
       <w:r>
-        <w:t>Table of Contents</w:t>
-      </w:r>
-    </w:p>
-    <w:p/>
-    <w:p>
-      <w:pPr>
-        <w:pStyle w:val="ListBullet"/>
-      </w:pPr>
-      <w:r>
-        <w:t>[1. Health Endpoints](#1-health-endpoints)</w:t>
-      </w:r>
-    </w:p>
-    <w:p>
-      <w:pPr>
-        <w:pStyle w:val="ListBullet"/>
-      </w:pPr>
-      <w:r>
-        <w:t>[2. Project Endpoints](#2-project-endpoints)</w:t>
-      </w:r>
-    </w:p>
-    <w:p>
-      <w:pPr>
-        <w:pStyle w:val="ListBullet"/>
-      </w:pPr>
-      <w:r>
-        <w:t>[2.1 Project Listing &amp; Metadata](#21-project-listing--metadata)</w:t>
-      </w:r>
-    </w:p>
-    <w:p>
-      <w:pPr>
-        <w:pStyle w:val="ListBullet"/>
-      </w:pPr>
-      <w:r>
-        <w:t>[2.2 Project Data](#22-project-data)</w:t>
-      </w:r>
-    </w:p>
-    <w:p>
-      <w:pPr>
-        <w:pStyle w:val="ListBullet"/>
-      </w:pPr>
-      <w:r>
-        <w:t>[2.3 Project Creation &amp; Road Selection](#23-project-creation--road-selection)</w:t>
-      </w:r>
-    </w:p>
-    <w:p>
-      <w:pPr>
-        <w:pStyle w:val="ListBullet"/>
-      </w:pPr>
-      <w:r>
-        <w:t>[3. Coding &amp; Autocode Endpoints](#3-coding--autocode-endpoints)</w:t>
-      </w:r>
-    </w:p>
-    <w:p>
-      <w:pPr>
-        <w:pStyle w:val="ListBullet"/>
-      </w:pPr>
-      <w:r>
-        <w:t>[3.1 Autocode](#31-autocode)</w:t>
-      </w:r>
-    </w:p>
-    <w:p>
-      <w:pPr>
-        <w:pStyle w:val="ListBullet"/>
-      </w:pPr>
-      <w:r>
-        <w:t>[3.2 Baseline &amp; Validation](#32-baseline--validation)</w:t>
-      </w:r>
-    </w:p>
-    <w:p>
-      <w:pPr>
-        <w:pStyle w:val="ListBullet"/>
-      </w:pPr>
-      <w:r>
-        <w:t>[3.3 Visualisation &amp; GIS Context](#33-visualisation--gis-context)</w:t>
-      </w:r>
-    </w:p>
-    <w:p>
-      <w:pPr>
-        <w:pStyle w:val="ListBullet"/>
-      </w:pPr>
-      <w:r>
-        <w:t>[4. Segment Management &amp; Exports](#4-segment-management--exports)</w:t>
-      </w:r>
-    </w:p>
-    <w:p>
-      <w:pPr>
-        <w:pStyle w:val="ListBullet"/>
-      </w:pPr>
-      <w:r>
-        <w:t>[5. Treatment Endpoints](#5-treatment-endpoints)</w:t>
-      </w:r>
-    </w:p>
-    <w:p>
-      <w:pPr>
-        <w:pStyle w:val="ListBullet"/>
-      </w:pPr>
-      <w:r>
-        <w:t>[6. Shapefile Management Endpoints](#6-shapefile-management-endpoints)</w:t>
-      </w:r>
-    </w:p>
-    <w:p>
-      <w:pPr>
-        <w:pStyle w:val="ListBullet"/>
-      </w:pPr>
-      <w:r>
-        <w:t>[7. Common Status Codes](#7-common-status-codes)</w:t>
+        <w:t>6.2 Risk Bands</w:t>
+      </w:r>
+    </w:p>
+    <w:p/>
+    <w:p>
+      <w:pPr>
+        <w:pStyle w:val="Heading3"/>
+      </w:pPr>
+      <w:r>
+        <w:t>6.21 BB, BP, SB</w:t>
+      </w:r>
+    </w:p>
+    <w:p/>
+    <w:p>
+      <w:r>
+        <w:t>| Band | Label | Score range |</w:t>
+      </w:r>
+    </w:p>
+    <w:p>
+      <w:r>
+        <w:t>|---|---|---|</w:t>
+      </w:r>
+    </w:p>
+    <w:p>
+      <w:r>
+        <w:t>| 1 | Low | &lt; 5 |</w:t>
+      </w:r>
+    </w:p>
+    <w:p>
+      <w:r>
+        <w:t>| 2 | Medium | 5 – 10 |</w:t>
+      </w:r>
+    </w:p>
+    <w:p>
+      <w:r>
+        <w:t>| 3 | High | 10 – 20 |</w:t>
+      </w:r>
+    </w:p>
+    <w:p>
+      <w:r>
+        <w:t>| 4 | Extreme | &gt; 20 |</w:t>
+      </w:r>
+    </w:p>
+    <w:p/>
+    <w:p>
+      <w:pPr>
+        <w:pStyle w:val="Heading3"/>
+      </w:pPr>
+      <w:r>
+        <w:t>6.22 VB</w:t>
+      </w:r>
+    </w:p>
+    <w:p/>
+    <w:p>
+      <w:r>
+        <w:t>| Band | Label | Score range |</w:t>
+      </w:r>
+    </w:p>
+    <w:p>
+      <w:r>
+        <w:t>|---|---|---|</w:t>
+      </w:r>
+    </w:p>
+    <w:p>
+      <w:r>
+        <w:t>| 1 | Low | &lt; 10 |</w:t>
+      </w:r>
+    </w:p>
+    <w:p>
+      <w:r>
+        <w:t>| 2 | Medium | 10 – 25 |</w:t>
+      </w:r>
+    </w:p>
+    <w:p>
+      <w:r>
+        <w:t>| 3 | High | 25 – 60 |</w:t>
+      </w:r>
+    </w:p>
+    <w:p>
+      <w:r>
+        <w:t>| 4 | Extreme | &gt; 60 |</w:t>
+      </w:r>
+    </w:p>
+    <w:p/>
+    <w:p>
+      <w:pPr>
+        <w:pStyle w:val="Heading3"/>
+      </w:pPr>
+      <w:r>
+        <w:t>6.23 Overall Risk Level Band</w:t>
+      </w:r>
+    </w:p>
+    <w:p/>
+    <w:p>
+      <w:r>
+        <w:t>Equal to the maximum band across BB, BP, SB, and VB for that segment. This means a single extreme sub-score elevates the overall band to Extreme regardless of the others.</w:t>
       </w:r>
     </w:p>
     <w:p/>
@@ -3533,43 +5173,13 @@
         <w:pStyle w:val="Heading2"/>
       </w:pPr>
       <w:r>
-        <w:t>1. Health Endpoints</w:t>
-      </w:r>
-    </w:p>
-    <w:p/>
-    <w:p>
-      <w:r>
-        <w:t>| Method | Endpoint | Response |</w:t>
-      </w:r>
-    </w:p>
-    <w:p>
-      <w:r>
-        <w:t>|---|---|---|</w:t>
-      </w:r>
-    </w:p>
-    <w:p>
-      <w:r>
-        <w:t>| `GET` | `/api/ping` | `{ "status": "ok" }` |</w:t>
-      </w:r>
-    </w:p>
-    <w:p>
-      <w:r>
-        <w:t>| `GET` | `/api/health` | `{ "status": "ok" }` |</w:t>
-      </w:r>
-    </w:p>
-    <w:p/>
-    <w:p>
-      <w:r>
-        <w:t>____________________</w:t>
-      </w:r>
-    </w:p>
-    <w:p/>
-    <w:p>
-      <w:pPr>
-        <w:pStyle w:val="Heading2"/>
-      </w:pPr>
-      <w:r>
-        <w:t>2. Project Endpoints</w:t>
+        <w:t>6.3 Algorithm: Component Formulas</w:t>
+      </w:r>
+    </w:p>
+    <w:p/>
+    <w:p>
+      <w:r>
+        <w:t>The algorithm builds four intermediate components (`CM3`, `CM16`, `CM25`, `CM40`) and then combines them into the final scores.</w:t>
       </w:r>
     </w:p>
     <w:p/>
@@ -3578,1008 +5188,7 @@
         <w:pStyle w:val="Heading3"/>
       </w:pPr>
       <w:r>
-        <w:t>2.1 Project Listing &amp; Metadata</w:t>
-      </w:r>
-    </w:p>
-    <w:p/>
-    <w:p>
-      <w:r>
-        <w:t>| Method | Endpoint | Description |</w:t>
-      </w:r>
-    </w:p>
-    <w:p>
-      <w:r>
-        <w:t>|---|---|---|</w:t>
-      </w:r>
-    </w:p>
-    <w:p>
-      <w:r>
-        <w:t>| `GET` | `/api/projects` | List all projects |</w:t>
-      </w:r>
-    </w:p>
-    <w:p>
-      <w:r>
-        <w:t>| `GET` | `/api/projects/&lt;name&gt;` | Get project versions |</w:t>
-      </w:r>
-    </w:p>
-    <w:p>
-      <w:r>
-        <w:t>| `GET` | `/api/projects/&lt;name&gt;/metadata` | Get detailed project metadata |</w:t>
-      </w:r>
-    </w:p>
-    <w:p>
-      <w:r>
-        <w:t>| `PATCH` | `/api/projects/&lt;name&gt;` | Update name, tags, verified status |</w:t>
-      </w:r>
-    </w:p>
-    <w:p>
-      <w:r>
-        <w:t>| `DELETE` | `/api/projects/&lt;name&gt;` | Delete entire project |</w:t>
-      </w:r>
-    </w:p>
-    <w:p/>
-    <w:p>
-      <w:r>
-        <w:t>Project list responses include: `dataset`, `source_folders`, `verified_segment_count`, `autocoded_segment_count`, `total_segments`.</w:t>
-      </w:r>
-    </w:p>
-    <w:p/>
-    <w:p>
-      <w:pPr>
-        <w:pStyle w:val="Heading3"/>
-      </w:pPr>
-      <w:r>
-        <w:t>2.2 Project Data</w:t>
-      </w:r>
-    </w:p>
-    <w:p/>
-    <w:p>
-      <w:r>
-        <w:t>| Method | Endpoint | Description |</w:t>
-      </w:r>
-    </w:p>
-    <w:p>
-      <w:r>
-        <w:t>|---|---|---|</w:t>
-      </w:r>
-    </w:p>
-    <w:p>
-      <w:r>
-        <w:t>| `GET` | `/api/projects/&lt;name&gt;/versions/latest/attributes` | Latest attribute rows (with score bands if available) |</w:t>
-      </w:r>
-    </w:p>
-    <w:p>
-      <w:r>
-        <w:t>| `PUT` | `/api/projects/&lt;name&gt;/attributes` | Save attributes and recalculate scores |</w:t>
-      </w:r>
-    </w:p>
-    <w:p>
-      <w:r>
-        <w:t>| `GET` | `/api/projects/&lt;name&gt;/geodata` | Project geometry as GeoJSON FeatureCollection |</w:t>
-      </w:r>
-    </w:p>
-    <w:p>
-      <w:r>
-        <w:t>| `GET` | `/api/projects/&lt;name&gt;/results` | Saved results rows (BB, BP, SB, VB, bands) |</w:t>
-      </w:r>
-    </w:p>
-    <w:p>
-      <w:r>
-        <w:t>| `POST` | `/api/projects/&lt;name&gt;/score` | Run native CycleRAP scoring |</w:t>
-      </w:r>
-    </w:p>
-    <w:p>
-      <w:r>
-        <w:t>| `GET` | `/api/projects/&lt;name&gt;/images/&lt;filename&gt;` | Serve a project image |</w:t>
-      </w:r>
-    </w:p>
-    <w:p>
-      <w:r>
-        <w:t>| `GET` | `/api/projects/attribute-mappings` | Label mappings for discrete fields |</w:t>
-      </w:r>
-    </w:p>
-    <w:p/>
-    <w:p>
-      <w:pPr>
-        <w:pStyle w:val="Heading3"/>
-      </w:pPr>
-      <w:r>
-        <w:t>2.3 Project Creation &amp; Road Selection</w:t>
-      </w:r>
-    </w:p>
-    <w:p/>
-    <w:p>
-      <w:r>
-        <w:t>| Method | Endpoint | Description |</w:t>
-      </w:r>
-    </w:p>
-    <w:p>
-      <w:r>
-        <w:t>|---|---|---|</w:t>
-      </w:r>
-    </w:p>
-    <w:p>
-      <w:r>
-        <w:t>| `GET` | `/api/projects/folders` | List source folders under `in/` |</w:t>
-      </w:r>
-    </w:p>
-    <w:p>
-      <w:r>
-        <w:t>| `POST` | `/api/projects/folders` | Create a project (single or multi-folder) |</w:t>
-      </w:r>
-    </w:p>
-    <w:p>
-      <w:r>
-        <w:t>| `POST` | `/api/projects/folders/upload-images` | Upload images into a source folder |</w:t>
-      </w:r>
-    </w:p>
-    <w:p>
-      <w:r>
-        <w:t>| `POST` | `/api/projects/roads-in-polygon` | Roads intersecting a drawn polygon |</w:t>
-      </w:r>
-    </w:p>
-    <w:p>
-      <w:r>
-        <w:t>| `GET` | `/api/projects/roads-in-bounds` | Road polylines for the current viewport |</w:t>
-      </w:r>
-    </w:p>
-    <w:p>
-      <w:r>
-        <w:t>| `GET` | `/api/projects/planning-areas-in-bounds` | Planning-area polygons for the viewport |</w:t>
-      </w:r>
-    </w:p>
-    <w:p/>
-    <w:p>
-      <w:r>
-        <w:t>`POST /api/projects/folders` supports:</w:t>
-      </w:r>
-    </w:p>
-    <w:p>
-      <w:pPr>
-        <w:pStyle w:val="ListBullet"/>
-      </w:pPr>
-      <w:r>
-        <w:t>Single folder: `{ "folder_name": "...", "project_name": "...", "tags": [] }`</w:t>
-      </w:r>
-    </w:p>
-    <w:p>
-      <w:pPr>
-        <w:pStyle w:val="ListBullet"/>
-      </w:pPr>
-      <w:r>
-        <w:t>Multi-folder: `{ "folder_names": [...], "polygon": [...], "project_name": "...", "tags": [] }`</w:t>
-      </w:r>
-    </w:p>
-    <w:p/>
-    <w:p>
-      <w:r>
-        <w:t>____________________</w:t>
-      </w:r>
-    </w:p>
-    <w:p/>
-    <w:p>
-      <w:pPr>
-        <w:pStyle w:val="Heading2"/>
-      </w:pPr>
-      <w:r>
-        <w:t>3. Coding &amp; Autocode Endpoints</w:t>
-      </w:r>
-    </w:p>
-    <w:p/>
-    <w:p>
-      <w:pPr>
-        <w:pStyle w:val="Heading3"/>
-      </w:pPr>
-      <w:r>
-        <w:t>3.1 Autocode</w:t>
-      </w:r>
-    </w:p>
-    <w:p/>
-    <w:p>
-      <w:r>
-        <w:t>| Method | Endpoint | Description |</w:t>
-      </w:r>
-    </w:p>
-    <w:p>
-      <w:r>
-        <w:t>|---|---|---|</w:t>
-      </w:r>
-    </w:p>
-    <w:p>
-      <w:r>
-        <w:t>| `POST` | `/api/projects/&lt;name&gt;/autocode/image` | CV auto-code for one image |</w:t>
-      </w:r>
-    </w:p>
-    <w:p>
-      <w:r>
-        <w:t>| `POST` | `/api/projects/&lt;name&gt;/autocode/gis` | GIS auto-code for one segment |</w:t>
-      </w:r>
-    </w:p>
-    <w:p>
-      <w:r>
-        <w:t>| `POST` | `/api/projects/&lt;name&gt;/autocode/all` | Bulk auto-code (single / all / selected rows) |</w:t>
-      </w:r>
-    </w:p>
-    <w:p>
-      <w:r>
-        <w:t>| `GET` | `/api/projects/&lt;name&gt;/autocode-metadata` | Read saved autocode provenance |</w:t>
-      </w:r>
-    </w:p>
-    <w:p>
-      <w:r>
-        <w:t>| `POST` | `/api/projects/&lt;name&gt;/autocode-metadata` | Write autocode provenance metadata |</w:t>
-      </w:r>
-    </w:p>
-    <w:p/>
-    <w:p>
-      <w:pPr>
-        <w:pStyle w:val="Heading3"/>
-      </w:pPr>
-      <w:r>
-        <w:t>3.2 Baseline &amp; Validation</w:t>
-      </w:r>
-    </w:p>
-    <w:p/>
-    <w:p>
-      <w:r>
-        <w:t>| Method | Endpoint | Description |</w:t>
-      </w:r>
-    </w:p>
-    <w:p>
-      <w:r>
-        <w:t>|---|---|---|</w:t>
-      </w:r>
-    </w:p>
-    <w:p>
-      <w:r>
-        <w:t>| `GET` | `/api/projects/&lt;name&gt;/baseline/exists` | Check if baseline exists |</w:t>
-      </w:r>
-    </w:p>
-    <w:p>
-      <w:r>
-        <w:t>| `GET` | `/api/projects/&lt;name&gt;/baseline` | Get baseline attribute rows |</w:t>
-      </w:r>
-    </w:p>
-    <w:p>
-      <w:r>
-        <w:t>| `POST` | `/api/projects/&lt;name&gt;/baseline` | Save a baseline |</w:t>
-      </w:r>
-    </w:p>
-    <w:p/>
-    <w:p>
-      <w:pPr>
-        <w:pStyle w:val="Heading3"/>
-      </w:pPr>
-      <w:r>
-        <w:t>3.3 Visualisation &amp; GIS Context</w:t>
-      </w:r>
-    </w:p>
-    <w:p/>
-    <w:p>
-      <w:r>
-        <w:t>| Method | Endpoint | Description |</w:t>
-      </w:r>
-    </w:p>
-    <w:p>
-      <w:r>
-        <w:t>|---|---|---|</w:t>
-      </w:r>
-    </w:p>
-    <w:p>
-      <w:r>
-        <w:t>| `POST` | `/api/projects/&lt;name&gt;/curvature/visualize` | Curvature geometry and radius context |</w:t>
-      </w:r>
-    </w:p>
-    <w:p>
-      <w:r>
-        <w:t>| `POST` | `/api/projects/&lt;name&gt;/width/visualize` | Width search rings and path candidates |</w:t>
-      </w:r>
-    </w:p>
-    <w:p>
-      <w:r>
-        <w:t>| `POST` | `/api/projects/&lt;name&gt;/gis/layers` | Nearby GIS features for coding map overlay |</w:t>
-      </w:r>
-    </w:p>
-    <w:p>
-      <w:r>
-        <w:t>| `POST` | `/api/projects/&lt;name&gt;/gis/detect` | Diagnostic GIS feature inspection |</w:t>
-      </w:r>
-    </w:p>
-    <w:p/>
-    <w:p>
-      <w:r>
-        <w:t>____________________</w:t>
-      </w:r>
-    </w:p>
-    <w:p/>
-    <w:p>
-      <w:pPr>
-        <w:pStyle w:val="Heading2"/>
-      </w:pPr>
-      <w:r>
-        <w:t>4. Segment Management &amp; Exports</w:t>
-      </w:r>
-    </w:p>
-    <w:p/>
-    <w:p>
-      <w:r>
-        <w:t>| Method | Endpoint | Description |</w:t>
-      </w:r>
-    </w:p>
-    <w:p>
-      <w:r>
-        <w:t>|---|---|---|</w:t>
-      </w:r>
-    </w:p>
-    <w:p>
-      <w:r>
-        <w:t>| `DELETE` | `/api/projects/&lt;name&gt;/segments/&lt;index&gt;` | Delete a single segment |</w:t>
-      </w:r>
-    </w:p>
-    <w:p>
-      <w:r>
-        <w:t>| `POST` | `/api/projects/&lt;name&gt;/segments/delete-batch` | Delete multiple segments |</w:t>
-      </w:r>
-    </w:p>
-    <w:p>
-      <w:r>
-        <w:t>| `POST` | `/api/projects/check-collisions` | Check image collisions before copy |</w:t>
-      </w:r>
-    </w:p>
-    <w:p>
-      <w:r>
-        <w:t>| `POST` | `/api/projects/copy-segments` | Copy segments into another project |</w:t>
-      </w:r>
-    </w:p>
-    <w:p>
-      <w:r>
-        <w:t>| `POST` | `/api/projects/download-images` | ZIP download of filtered images |</w:t>
-      </w:r>
-    </w:p>
-    <w:p/>
-    <w:p>
-      <w:r>
-        <w:t>____________________</w:t>
-      </w:r>
-    </w:p>
-    <w:p/>
-    <w:p>
-      <w:pPr>
-        <w:pStyle w:val="Heading2"/>
-      </w:pPr>
-      <w:r>
-        <w:t>5. Treatment Endpoints</w:t>
-      </w:r>
-    </w:p>
-    <w:p/>
-    <w:p>
-      <w:r>
-        <w:t>| Method | Endpoint | Description |</w:t>
-      </w:r>
-    </w:p>
-    <w:p>
-      <w:r>
-        <w:t>|---|---|---|</w:t>
-      </w:r>
-    </w:p>
-    <w:p>
-      <w:r>
-        <w:t>| `POST` | `/api/projects/&lt;name&gt;/treatments/preview` | Preview treatments without saving |</w:t>
-      </w:r>
-    </w:p>
-    <w:p>
-      <w:r>
-        <w:t>| `POST` | `/api/projects/&lt;name&gt;/treatments/apply` | Apply treatments to one segment |</w:t>
-      </w:r>
-    </w:p>
-    <w:p>
-      <w:r>
-        <w:t>| `GET` | `/api/projects/&lt;name&gt;/treatments/segment/&lt;index&gt;` | Treatment state for one segment |</w:t>
-      </w:r>
-    </w:p>
-    <w:p>
-      <w:r>
-        <w:t>| `GET` | `/api/projects/&lt;name&gt;/treatments/all` | All stored treatment states |</w:t>
-      </w:r>
-    </w:p>
-    <w:p>
-      <w:r>
-        <w:t>| `POST` | `/api/projects/&lt;name&gt;/treatments/apply-all` | Apply all applicable treatments |</w:t>
-      </w:r>
-    </w:p>
-    <w:p>
-      <w:r>
-        <w:t>| `POST` | `/api/projects/&lt;name&gt;/treatments/apply-specific` | Apply one treatment across all segments |</w:t>
-      </w:r>
-    </w:p>
-    <w:p>
-      <w:r>
-        <w:t>| `POST` | `/api/projects/&lt;name&gt;/treatments/reset-all` | Clear pending treatment state |</w:t>
-      </w:r>
-    </w:p>
-    <w:p>
-      <w:r>
-        <w:t>| `POST` | `/api/projects/&lt;name&gt;/treatments/save` | Persist pending treatment edits |</w:t>
-      </w:r>
-    </w:p>
-    <w:p>
-      <w:r>
-        <w:t>| `POST` | `/api/projects/&lt;name&gt;/treatments/effectiveness` | Rank treatments by risk band improvement |</w:t>
-      </w:r>
-    </w:p>
-    <w:p>
-      <w:r>
-        <w:t>| `GET` | `/api/projects/&lt;name&gt;/treatments/effectiveness/segment/&lt;index&gt;` | Per-treatment score drops for one segment |</w:t>
-      </w:r>
-    </w:p>
-    <w:p/>
-    <w:p>
-      <w:r>
-        <w:t>____________________</w:t>
-      </w:r>
-    </w:p>
-    <w:p/>
-    <w:p>
-      <w:pPr>
-        <w:pStyle w:val="Heading2"/>
-      </w:pPr>
-      <w:r>
-        <w:t>6. Shapefile Management Endpoints</w:t>
-      </w:r>
-    </w:p>
-    <w:p/>
-    <w:p>
-      <w:r>
-        <w:t>All under `/api/shapefiles/`:</w:t>
-      </w:r>
-    </w:p>
-    <w:p/>
-    <w:p>
-      <w:r>
-        <w:t>| Method | Endpoint | Description |</w:t>
-      </w:r>
-    </w:p>
-    <w:p>
-      <w:r>
-        <w:t>|---|---|---|</w:t>
-      </w:r>
-    </w:p>
-    <w:p>
-      <w:r>
-        <w:t>| `GET` | `/api/shapefiles` | List all shapefiles with metadata and required columns |</w:t>
-      </w:r>
-    </w:p>
-    <w:p>
-      <w:r>
-        <w:t>| `GET` | `/api/shapefiles/categories` | List category folders |</w:t>
-      </w:r>
-    </w:p>
-    <w:p>
-      <w:r>
-        <w:t>| `POST` | `/api/shapefiles/geojson` | Convert shapefile to WGS84 GeoJSON |</w:t>
-      </w:r>
-    </w:p>
-    <w:p>
-      <w:r>
-        <w:t>| `POST` | `/api/shapefiles/validate` | Validate uploaded ZIP before import |</w:t>
-      </w:r>
-    </w:p>
-    <w:p>
-      <w:r>
-        <w:t>| `POST` | `/api/shapefiles/preview-upload` | Temporary GeoJSON preview without saving |</w:t>
-      </w:r>
-    </w:p>
-    <w:p>
-      <w:r>
-        <w:t>| `POST` | `/api/shapefiles/upload` | Upload new shapefile assets into a category |</w:t>
-      </w:r>
-    </w:p>
-    <w:p>
-      <w:r>
-        <w:t>| `POST` | `/api/shapefiles/validate-replacement` | Check column compatibility of replacement |</w:t>
-      </w:r>
-    </w:p>
-    <w:p>
-      <w:r>
-        <w:t>| `PUT` | `/api/shapefiles/replace` | Overwrite existing shapefile (creates `.bak` backup) |</w:t>
-      </w:r>
-    </w:p>
-    <w:p>
-      <w:r>
-        <w:t>| `DELETE` | `/api/shapefiles/&lt;path&gt;` | Delete shapefile and companion files |</w:t>
-      </w:r>
-    </w:p>
-    <w:p/>
-    <w:p>
-      <w:r>
-        <w:t>____________________</w:t>
-      </w:r>
-    </w:p>
-    <w:p/>
-    <w:p>
-      <w:pPr>
-        <w:pStyle w:val="Heading2"/>
-      </w:pPr>
-      <w:r>
-        <w:t>7. Common Status Codes</w:t>
-      </w:r>
-    </w:p>
-    <w:p/>
-    <w:p>
-      <w:r>
-        <w:t>| Code | Meaning |</w:t>
-      </w:r>
-    </w:p>
-    <w:p>
-      <w:r>
-        <w:t>|---|---|</w:t>
-      </w:r>
-    </w:p>
-    <w:p>
-      <w:r>
-        <w:t>| `200` | Success |</w:t>
-      </w:r>
-    </w:p>
-    <w:p>
-      <w:r>
-        <w:t>| `400` | Bad request (missing field, invalid polygon, underscore in project name) |</w:t>
-      </w:r>
-    </w:p>
-    <w:p>
-      <w:r>
-        <w:t>| `404` | Project, folder, image, or shapefile not found |</w:t>
-      </w:r>
-    </w:p>
-    <w:p>
-      <w:r>
-        <w:t>| `409` | Conflict — project already exists |</w:t>
-      </w:r>
-    </w:p>
-    <w:p>
-      <w:r>
-        <w:t>| `500` | Unexpected backend error |</w:t>
-      </w:r>
-    </w:p>
-    <w:p>
-      <w:r>
-        <w:t>| `503` | Service unavailable — CV models missing or failed to load |</w:t>
-      </w:r>
-    </w:p>
-    <w:p/>
-    <w:p>
-      <w:r>
-        <w:rPr>
-          <w:i/>
-        </w:rPr>
-        <w:t>*Layman's explanation: These numbers are like secret codes the computer uses to tell the website if a request was successful or if something went wrong.*</w:t>
-      </w:r>
-    </w:p>
-    <w:p/>
-    <w:p>
-      <w:r>
-        <w:br w:type="page"/>
-      </w:r>
-    </w:p>
-    <w:p>
-      <w:pPr>
-        <w:pStyle w:val="Heading1"/>
-      </w:pPr>
-      <w:r>
-        <w:t>Scoring Logic</w:t>
-      </w:r>
-    </w:p>
-    <w:p/>
-    <w:p>
-      <w:r>
-        <w:t>PSAT implements the CycleRAP v2.11 risk scoring algorithm as a pure Python module (`cyclerap_scoring.py`). No Excel, VBA macros, or Windows-only dependencies are required.</w:t>
-      </w:r>
-    </w:p>
-    <w:p/>
-    <w:p>
-      <w:r>
-        <w:t>____________________</w:t>
-      </w:r>
-    </w:p>
-    <w:p/>
-    <w:p/>
-    <w:p>
-      <w:pPr>
-        <w:pStyle w:val="Heading2"/>
-      </w:pPr>
-      <w:r>
-        <w:t>Table of Contents</w:t>
-      </w:r>
-    </w:p>
-    <w:p/>
-    <w:p>
-      <w:pPr>
-        <w:pStyle w:val="ListBullet"/>
-      </w:pPr>
-      <w:r>
-        <w:t>[Overview](#overview)</w:t>
-      </w:r>
-    </w:p>
-    <w:p>
-      <w:pPr>
-        <w:pStyle w:val="ListBullet"/>
-      </w:pPr>
-      <w:r>
-        <w:t>[Risk Bands](#risk-bands)</w:t>
-      </w:r>
-    </w:p>
-    <w:p>
-      <w:pPr>
-        <w:pStyle w:val="ListBullet"/>
-      </w:pPr>
-      <w:r>
-        <w:t>[BB, BP, SB](#bb-bp-sb)</w:t>
-      </w:r>
-    </w:p>
-    <w:p>
-      <w:pPr>
-        <w:pStyle w:val="ListBullet"/>
-      </w:pPr>
-      <w:r>
-        <w:t>[VB](#vb)</w:t>
-      </w:r>
-    </w:p>
-    <w:p>
-      <w:pPr>
-        <w:pStyle w:val="ListBullet"/>
-      </w:pPr>
-      <w:r>
-        <w:t>[Overall Risk Level Band](#overall-risk-level-band)</w:t>
-      </w:r>
-    </w:p>
-    <w:p>
-      <w:pPr>
-        <w:pStyle w:val="ListBullet"/>
-      </w:pPr>
-      <w:r>
-        <w:t>[Algorithm: Component Formulas](#algorithm-component-formulas)</w:t>
-      </w:r>
-    </w:p>
-    <w:p>
-      <w:pPr>
-        <w:pStyle w:val="ListBullet"/>
-      </w:pPr>
-      <w:r>
-        <w:t>[CM3 — Main Cycling Environment Risk](#cm3-main-cycling-environment-risk)</w:t>
-      </w:r>
-    </w:p>
-    <w:p>
-      <w:pPr>
-        <w:pStyle w:val="ListBullet"/>
-      </w:pPr>
-      <w:r>
-        <w:t>[CM16 — Departure and Fall Scenarios](#cm16-departure-and-fall-scenarios)</w:t>
-      </w:r>
-    </w:p>
-    <w:p>
-      <w:pPr>
-        <w:pStyle w:val="ListBullet"/>
-      </w:pPr>
-      <w:r>
-        <w:t>[CM25 — Speed-Related Incidents](#cm25-speed-related-incidents)</w:t>
-      </w:r>
-    </w:p>
-    <w:p>
-      <w:pPr>
-        <w:pStyle w:val="ListBullet"/>
-      </w:pPr>
-      <w:r>
-        <w:t>[CM40 — Vehicle Interaction](#cm40-vehicle-interaction)</w:t>
-      </w:r>
-    </w:p>
-    <w:p>
-      <w:pPr>
-        <w:pStyle w:val="ListBullet"/>
-      </w:pPr>
-      <w:r>
-        <w:t>[Final Score Combination](#final-score-combination)</w:t>
-      </w:r>
-    </w:p>
-    <w:p>
-      <w:pPr>
-        <w:pStyle w:val="ListBullet"/>
-      </w:pPr>
-      <w:r>
-        <w:t>[Worked Example: CM3](#worked-example-cm3)</w:t>
-      </w:r>
-    </w:p>
-    <w:p>
-      <w:pPr>
-        <w:pStyle w:val="ListBullet"/>
-      </w:pPr>
-      <w:r>
-        <w:t>[Road Speed Risk Factor](#road-speed-risk-factor)</w:t>
-      </w:r>
-    </w:p>
-    <w:p>
-      <w:pPr>
-        <w:pStyle w:val="ListBullet"/>
-      </w:pPr>
-      <w:r>
-        <w:t>[Attribute Fields Reference](#attribute-fields-reference)</w:t>
-      </w:r>
-    </w:p>
-    <w:p>
-      <w:pPr>
-        <w:pStyle w:val="ListBullet"/>
-      </w:pPr>
-      <w:r>
-        <w:t>[Facility Configuration](#facility-configuration)</w:t>
-      </w:r>
-    </w:p>
-    <w:p>
-      <w:pPr>
-        <w:pStyle w:val="ListBullet"/>
-      </w:pPr>
-      <w:r>
-        <w:t>[Facility Clear Width](#facility-clear-width)</w:t>
-      </w:r>
-    </w:p>
-    <w:p>
-      <w:pPr>
-        <w:pStyle w:val="ListBullet"/>
-      </w:pPr>
-      <w:r>
-        <w:t>[Facility Surface Conditions](#facility-surface-conditions)</w:t>
-      </w:r>
-    </w:p>
-    <w:p>
-      <w:pPr>
-        <w:pStyle w:val="ListBullet"/>
-      </w:pPr>
-      <w:r>
-        <w:t>[Intersection](#intersection)</w:t>
-      </w:r>
-    </w:p>
-    <w:p>
-      <w:pPr>
-        <w:pStyle w:val="ListBullet"/>
-      </w:pPr>
-      <w:r>
-        <w:t>[Flow &amp; Speed](#flow-speed)</w:t>
-      </w:r>
-    </w:p>
-    <w:p>
-      <w:pPr>
-        <w:pStyle w:val="ListBullet"/>
-      </w:pPr>
-      <w:r>
-        <w:t>[`cyclerap_scoring.py` — Function Reference](#cyclerap-scoring-py-function-reference)</w:t>
-      </w:r>
-    </w:p>
-    <w:p>
-      <w:pPr>
-        <w:pStyle w:val="ListBullet"/>
-      </w:pPr>
-      <w:r>
-        <w:t>[Output Columns](#output-columns)</w:t>
-      </w:r>
-    </w:p>
-    <w:p>
-      <w:pPr>
-        <w:pStyle w:val="ListBullet"/>
-      </w:pPr>
-      <w:r>
-        <w:t>[Treatment Logic](#treatment-logic)</w:t>
-      </w:r>
-    </w:p>
-    <w:p>
-      <w:pPr>
-        <w:pStyle w:val="ListBullet"/>
-      </w:pPr>
-      <w:r>
-        <w:t>[Treatment List](#treatment-list)</w:t>
-      </w:r>
-    </w:p>
-    <w:p>
-      <w:pPr>
-        <w:pStyle w:val="ListBullet"/>
-      </w:pPr>
-      <w:r>
-        <w:t>[Updating the CycleRAP Algorithm](#updating-the-cyclerap-algorithm)</w:t>
-      </w:r>
-    </w:p>
-    <w:p/>
-    <w:p/>
-    <w:p>
-      <w:pPr>
-        <w:pStyle w:val="Heading2"/>
-      </w:pPr>
-      <w:r>
-        <w:t>Overview</w:t>
-      </w:r>
-    </w:p>
-    <w:p/>
-    <w:p>
-      <w:r>
-        <w:t>CycleRAP produces four independent risk scores for each road segment, each representing a distinct crash scenario:</w:t>
-      </w:r>
-    </w:p>
-    <w:p/>
-    <w:p>
-      <w:r>
-        <w:t>| Score | Crash type | Description |</w:t>
-      </w:r>
-    </w:p>
-    <w:p>
-      <w:r>
-        <w:t>|---|---|---|</w:t>
-      </w:r>
-    </w:p>
-    <w:p>
-      <w:r>
-        <w:t>| BB | Bicyclist–Bicyclist | Conflict between cyclists (and with light vehicles) |</w:t>
-      </w:r>
-    </w:p>
-    <w:p>
-      <w:r>
-        <w:t>| BP | Bicyclist–Pedestrian | Conflict between a cyclist and a pedestrian |</w:t>
-      </w:r>
-    </w:p>
-    <w:p>
-      <w:r>
-        <w:t>| SB | Single Bicyclist | Cyclist departing facility and striking a fixed/severe hazard |</w:t>
-      </w:r>
-    </w:p>
-    <w:p>
-      <w:r>
-        <w:t>| VB | Vehicle–Bicyclist | Conflict between a motor vehicle and a cyclist |</w:t>
-      </w:r>
-    </w:p>
-    <w:p/>
-    <w:p>
-      <w:r>
-        <w:t>Each score is a continuous real number. Scores are then classified into one of four risk bands.</w:t>
-      </w:r>
-    </w:p>
-    <w:p/>
-    <w:p>
-      <w:r>
-        <w:t>An Overall Risk Level (the sum of all four scores) and an Overall Risk Level Band (the maximum of the four component bands) are also computed.</w:t>
-      </w:r>
-    </w:p>
-    <w:p/>
-    <w:p>
-      <w:r>
-        <w:t>____________________</w:t>
-      </w:r>
-    </w:p>
-    <w:p/>
-    <w:p>
-      <w:pPr>
-        <w:pStyle w:val="Heading2"/>
-      </w:pPr>
-      <w:r>
-        <w:t>Risk Bands</w:t>
-      </w:r>
-    </w:p>
-    <w:p/>
-    <w:p>
-      <w:pPr>
-        <w:pStyle w:val="Heading3"/>
-      </w:pPr>
-      <w:r>
-        <w:t>BB, BP, SB</w:t>
-      </w:r>
-    </w:p>
-    <w:p/>
-    <w:p>
-      <w:r>
-        <w:t>| Band | Label | Score range |</w:t>
-      </w:r>
-    </w:p>
-    <w:p>
-      <w:r>
-        <w:t>|---|---|---|</w:t>
-      </w:r>
-    </w:p>
-    <w:p>
-      <w:r>
-        <w:t>| 1 | Low | &lt; 5 |</w:t>
-      </w:r>
-    </w:p>
-    <w:p>
-      <w:r>
-        <w:t>| 2 | Medium | 5 – 10 |</w:t>
-      </w:r>
-    </w:p>
-    <w:p>
-      <w:r>
-        <w:t>| 3 | High | 10 – 20 |</w:t>
-      </w:r>
-    </w:p>
-    <w:p>
-      <w:r>
-        <w:t>| 4 | Extreme | &gt; 20 |</w:t>
-      </w:r>
-    </w:p>
-    <w:p/>
-    <w:p>
-      <w:pPr>
-        <w:pStyle w:val="Heading3"/>
-      </w:pPr>
-      <w:r>
-        <w:t>VB</w:t>
-      </w:r>
-    </w:p>
-    <w:p/>
-    <w:p>
-      <w:r>
-        <w:t>| Band | Label | Score range |</w:t>
-      </w:r>
-    </w:p>
-    <w:p>
-      <w:r>
-        <w:t>|---|---|---|</w:t>
-      </w:r>
-    </w:p>
-    <w:p>
-      <w:r>
-        <w:t>| 1 | Low | &lt; 10 |</w:t>
-      </w:r>
-    </w:p>
-    <w:p>
-      <w:r>
-        <w:t>| 2 | Medium | 10 – 25 |</w:t>
-      </w:r>
-    </w:p>
-    <w:p>
-      <w:r>
-        <w:t>| 3 | High | 25 – 60 |</w:t>
-      </w:r>
-    </w:p>
-    <w:p>
-      <w:r>
-        <w:t>| 4 | Extreme | &gt; 60 |</w:t>
-      </w:r>
-    </w:p>
-    <w:p/>
-    <w:p>
-      <w:pPr>
-        <w:pStyle w:val="Heading3"/>
-      </w:pPr>
-      <w:r>
-        <w:t>Overall Risk Level Band</w:t>
-      </w:r>
-    </w:p>
-    <w:p/>
-    <w:p>
-      <w:r>
-        <w:t>Equal to the maximum band across BB, BP, SB, and VB for that segment. This means a single extreme sub-score elevates the overall band to Extreme regardless of the others.</w:t>
-      </w:r>
-    </w:p>
-    <w:p/>
-    <w:p>
-      <w:r>
-        <w:t>____________________</w:t>
-      </w:r>
-    </w:p>
-    <w:p/>
-    <w:p>
-      <w:pPr>
-        <w:pStyle w:val="Heading2"/>
-      </w:pPr>
-      <w:r>
-        <w:t>Algorithm: Component Formulas</w:t>
-      </w:r>
-    </w:p>
-    <w:p/>
-    <w:p>
-      <w:r>
-        <w:t>The algorithm builds four intermediate components (`CM3`, `CM16`, `CM25`, `CM40`) and then combines them into the final scores.</w:t>
-      </w:r>
-    </w:p>
-    <w:p/>
-    <w:p>
-      <w:pPr>
-        <w:pStyle w:val="Heading3"/>
-      </w:pPr>
-      <w:r>
-        <w:t>CM3 — Main Cycling Environment Risk</w:t>
+        <w:t>6.31 CM3 — Main Cycling Environment Risk</w:t>
       </w:r>
     </w:p>
     <w:p/>
@@ -4746,7 +5355,7 @@
         <w:pStyle w:val="Heading3"/>
       </w:pPr>
       <w:r>
-        <w:t>CM16 — Departure and Fall Scenarios</w:t>
+        <w:t>6.32 CM16 — Departure and Fall Scenarios</w:t>
       </w:r>
     </w:p>
     <w:p/>
@@ -4761,7 +5370,7 @@
         <w:pStyle w:val="Heading3"/>
       </w:pPr>
       <w:r>
-        <w:t>CM25 — Speed-Related Incidents</w:t>
+        <w:t>6.33 CM25 — Speed-Related Incidents</w:t>
       </w:r>
     </w:p>
     <w:p/>
@@ -4776,7 +5385,7 @@
         <w:pStyle w:val="Heading3"/>
       </w:pPr>
       <w:r>
-        <w:t>CM40 — Vehicle Interaction</w:t>
+        <w:t>6.34 CM40 — Vehicle Interaction</w:t>
       </w:r>
     </w:p>
     <w:p/>
@@ -4791,7 +5400,7 @@
         <w:pStyle w:val="Heading3"/>
       </w:pPr>
       <w:r>
-        <w:t>Final Score Combination</w:t>
+        <w:t>6.35 Final Score Combination</w:t>
       </w:r>
     </w:p>
     <w:p/>
@@ -4911,7 +5520,7 @@
         <w:pStyle w:val="Heading2"/>
       </w:pPr>
       <w:r>
-        <w:t>Worked Example: CM3</w:t>
+        <w:t>6.4 Worked Example: CM3</w:t>
       </w:r>
     </w:p>
     <w:p/>
@@ -5298,7 +5907,7 @@
         <w:pStyle w:val="Heading3"/>
       </w:pPr>
       <w:r>
-        <w:t>Road Speed Risk Factor</w:t>
+        <w:t>6.41 Road Speed Risk Factor</w:t>
       </w:r>
     </w:p>
     <w:p/>
@@ -5354,7 +5963,7 @@
         <w:pStyle w:val="Heading2"/>
       </w:pPr>
       <w:r>
-        <w:t>Attribute Fields Reference</w:t>
+        <w:t>6.5 Attribute Fields Reference</w:t>
       </w:r>
     </w:p>
     <w:p/>
@@ -5381,7 +5990,7 @@
         <w:pStyle w:val="Heading3"/>
       </w:pPr>
       <w:r>
-        <w:t>Facility Configuration</w:t>
+        <w:t>6.51 Facility Configuration</w:t>
       </w:r>
     </w:p>
     <w:p/>
@@ -5451,7 +6060,7 @@
         <w:pStyle w:val="Heading3"/>
       </w:pPr>
       <w:r>
-        <w:t>Facility Clear Width</w:t>
+        <w:t>6.52 Facility Clear Width</w:t>
       </w:r>
     </w:p>
     <w:p/>
@@ -5522,7 +6131,7 @@
         <w:pStyle w:val="Heading3"/>
       </w:pPr>
       <w:r>
-        <w:t>Facility Surface Conditions</w:t>
+        <w:t>6.53 Facility Surface Conditions</w:t>
       </w:r>
     </w:p>
     <w:p/>
@@ -5577,7 +6186,7 @@
         <w:pStyle w:val="Heading3"/>
       </w:pPr>
       <w:r>
-        <w:t>Intersection</w:t>
+        <w:t>6.54 Intersection</w:t>
       </w:r>
     </w:p>
     <w:p/>
@@ -5637,7 +6246,7 @@
         <w:pStyle w:val="Heading3"/>
       </w:pPr>
       <w:r>
-        <w:t>Flow &amp; Speed</w:t>
+        <w:t>6.55 Flow &amp; Speed</w:t>
       </w:r>
     </w:p>
     <w:p/>
@@ -5724,7 +6333,7 @@
         <w:pStyle w:val="Heading2"/>
       </w:pPr>
       <w:r>
-        <w:t>`cyclerap_scoring.py` — Function Reference</w:t>
+        <w:t>6.6 `cyclerap_scoring.py` — Function Reference</w:t>
       </w:r>
     </w:p>
     <w:p/>
@@ -5799,7 +6408,7 @@
         <w:pStyle w:val="Heading3"/>
       </w:pPr>
       <w:r>
-        <w:t>Output Columns</w:t>
+        <w:t>6.61 Output Columns</w:t>
       </w:r>
     </w:p>
     <w:p/>
@@ -5881,7 +6490,7 @@
         <w:pStyle w:val="Heading2"/>
       </w:pPr>
       <w:r>
-        <w:t>Treatment Logic</w:t>
+        <w:t>6.7 Treatment Logic</w:t>
       </w:r>
     </w:p>
     <w:p/>
@@ -5918,7 +6527,7 @@
         <w:pStyle w:val="Heading3"/>
       </w:pPr>
       <w:r>
-        <w:t>Treatment List</w:t>
+        <w:t>6.71 Treatment List</w:t>
       </w:r>
     </w:p>
     <w:p/>
@@ -6069,7 +6678,7 @@
         <w:pStyle w:val="Heading2"/>
       </w:pPr>
       <w:r>
-        <w:t>Updating the CycleRAP Algorithm</w:t>
+        <w:t>6.8 Updating the CycleRAP Algorithm</w:t>
       </w:r>
     </w:p>
     <w:p/>
@@ -6142,7 +6751,7 @@
         <w:pStyle w:val="Heading2"/>
       </w:pPr>
       <w:r>
-        <w:t>1. Structure of a Treatment</w:t>
+        <w:t>6.9 Structure of a Treatment</w:t>
       </w:r>
     </w:p>
     <w:p/>
@@ -6213,7 +6822,7 @@
         <w:pStyle w:val="Heading3"/>
       </w:pPr>
       <w:r>
-        <w:t>1.1 Fields Explained</w:t>
+        <w:t>6.91 Fields Explained</w:t>
       </w:r>
     </w:p>
     <w:p/>
@@ -6253,7 +6862,7 @@
         <w:pStyle w:val="Heading3"/>
       </w:pPr>
       <w:r>
-        <w:t>1.2 Trigger Logic (AND/OR)</w:t>
+        <w:t>6.92 Trigger Logic (AND/OR)</w:t>
       </w:r>
     </w:p>
     <w:p/>
@@ -6285,7 +6894,7 @@
         <w:pStyle w:val="Heading2"/>
       </w:pPr>
       <w:r>
-        <w:t>2. How to Add a New Treatment</w:t>
+        <w:t>6.10 How to Add a New Treatment</w:t>
       </w:r>
     </w:p>
     <w:p/>
@@ -6351,7 +6960,7 @@
         <w:pStyle w:val="Heading2"/>
       </w:pPr>
       <w:r>
-        <w:t>3. Implementation Details</w:t>
+        <w:t>6.11 Implementation Details</w:t>
       </w:r>
     </w:p>
     <w:p/>
@@ -6479,7 +7088,7 @@
         <w:pStyle w:val="Heading2"/>
       </w:pPr>
       <w:r>
-        <w:t>Route map</w:t>
+        <w:t>7.1 Route map</w:t>
       </w:r>
     </w:p>
     <w:p/>
@@ -6555,7 +7164,7 @@
         <w:pStyle w:val="Heading2"/>
       </w:pPr>
       <w:r>
-        <w:t>Page behavior</w:t>
+        <w:t>7.2 Page behavior</w:t>
       </w:r>
     </w:p>
     <w:p/>
@@ -6564,7 +7173,7 @@
         <w:pStyle w:val="Heading3"/>
       </w:pPr>
       <w:r>
-        <w:t>Landing page</w:t>
+        <w:t>7.21 Landing page</w:t>
       </w:r>
     </w:p>
     <w:p/>
@@ -6579,7 +7188,7 @@
         <w:pStyle w:val="Heading3"/>
       </w:pPr>
       <w:r>
-        <w:t>Help page</w:t>
+        <w:t>7.22 Help page</w:t>
       </w:r>
     </w:p>
     <w:p/>
@@ -6617,7 +7226,7 @@
         <w:pStyle w:val="Heading3"/>
       </w:pPr>
       <w:r>
-        <w:t>Projects page</w:t>
+        <w:t>7.23 Projects page</w:t>
       </w:r>
     </w:p>
     <w:p/>
@@ -6748,7 +7357,7 @@
         <w:pStyle w:val="Heading3"/>
       </w:pPr>
       <w:r>
-        <w:t>Create Project page</w:t>
+        <w:t>7.24 Create Project page</w:t>
       </w:r>
     </w:p>
     <w:p/>
@@ -6841,7 +7450,7 @@
         <w:pStyle w:val="Heading3"/>
       </w:pPr>
       <w:r>
-        <w:t>Coding page</w:t>
+        <w:t>7.25 Coding page</w:t>
       </w:r>
     </w:p>
     <w:p/>
@@ -6980,7 +7589,7 @@
         <w:pStyle w:val="Heading3"/>
       </w:pPr>
       <w:r>
-        <w:t>Path Analysis page</w:t>
+        <w:t>7.26 Path Analysis page</w:t>
       </w:r>
     </w:p>
     <w:p/>
@@ -7080,7 +7689,7 @@
         <w:pStyle w:val="Heading3"/>
       </w:pPr>
       <w:r>
-        <w:t>Treatment pages</w:t>
+        <w:t>7.27 Treatment pages</w:t>
       </w:r>
     </w:p>
     <w:p/>
@@ -7156,7 +7765,7 @@
         <w:pStyle w:val="Heading3"/>
       </w:pPr>
       <w:r>
-        <w:t>GIS Layers page</w:t>
+        <w:t>7.28 GIS Layers page</w:t>
       </w:r>
     </w:p>
     <w:p/>
@@ -7216,7 +7825,7 @@
         <w:pStyle w:val="Heading2"/>
       </w:pPr>
       <w:r>
-        <w:t>API client highlights</w:t>
+        <w:t>7.3 API client highlights</w:t>
       </w:r>
     </w:p>
     <w:p/>
@@ -7294,7 +7903,7 @@
         <w:pStyle w:val="Heading2"/>
       </w:pPr>
       <w:r>
-        <w:t>Visual analysis components</w:t>
+        <w:t>7.4 Visual analysis components</w:t>
       </w:r>
     </w:p>
     <w:p/>
@@ -7303,7 +7912,7 @@
         <w:pStyle w:val="Heading3"/>
       </w:pPr>
       <w:r>
-        <w:t>CurvatureVisualizationPanel</w:t>
+        <w:t>7.41 CurvatureVisualizationPanel</w:t>
       </w:r>
     </w:p>
     <w:p/>
@@ -7318,7 +7927,7 @@
         <w:pStyle w:val="Heading3"/>
       </w:pPr>
       <w:r>
-        <w:t>WidthVisualizationPanel</w:t>
+        <w:t>7.42 WidthVisualizationPanel</w:t>
       </w:r>
     </w:p>
     <w:p/>
@@ -7333,7 +7942,7 @@
         <w:pStyle w:val="Heading3"/>
       </w:pPr>
       <w:r>
-        <w:t>GeoDataPanel GIS overlays</w:t>
+        <w:t>7.43 GeoDataPanel GIS overlays</w:t>
       </w:r>
     </w:p>
     <w:p/>
@@ -7348,7 +7957,7 @@
         <w:pStyle w:val="Heading2"/>
       </w:pPr>
       <w:r>
-        <w:t>State management</w:t>
+        <w:t>7.5 State management</w:t>
       </w:r>
     </w:p>
     <w:p/>
@@ -7396,7 +8005,7 @@
         <w:pStyle w:val="Heading2"/>
       </w:pPr>
       <w:r>
-        <w:t>nginx behavior</w:t>
+        <w:t>7.6 nginx behavior</w:t>
       </w:r>
     </w:p>
     <w:p/>
@@ -7490,7 +8099,7 @@
         <w:pStyle w:val="Heading2"/>
       </w:pPr>
       <w:r>
-        <w:t>Supporting implementation details</w:t>
+        <w:t>7.7 Supporting implementation details</w:t>
       </w:r>
     </w:p>
     <w:p/>
@@ -7543,7 +8152,7 @@
         <w:pStyle w:val="Heading2"/>
       </w:pPr>
       <w:r>
-        <w:t>Docker and startup</w:t>
+        <w:t>8.1 Docker and startup</w:t>
       </w:r>
     </w:p>
     <w:p/>
@@ -7552,7 +8161,7 @@
         <w:pStyle w:val="Heading3"/>
       </w:pPr>
       <w:r>
-        <w:t>Docker Desktop is not running</w:t>
+        <w:t>8.11 Docker Desktop is not running</w:t>
       </w:r>
     </w:p>
     <w:p/>
@@ -7573,7 +8182,7 @@
         <w:pStyle w:val="Heading3"/>
       </w:pPr>
       <w:r>
-        <w:t>Port 80 or 8000 is already in use</w:t>
+        <w:t>8.12 Port 80 or 8000 is already in use</w:t>
       </w:r>
     </w:p>
     <w:p/>
@@ -7594,7 +8203,7 @@
         <w:pStyle w:val="Heading3"/>
       </w:pPr>
       <w:r>
-        <w:t>Backend health check fails after build</w:t>
+        <w:t>8.13 Backend health check fails after build</w:t>
       </w:r>
     </w:p>
     <w:p/>
@@ -7640,7 +8249,7 @@
         <w:pStyle w:val="Heading2"/>
       </w:pPr>
       <w:r>
-        <w:t>Models and shapefiles</w:t>
+        <w:t>8.2 Models and shapefiles</w:t>
       </w:r>
     </w:p>
     <w:p/>
@@ -7649,7 +8258,7 @@
         <w:pStyle w:val="Heading3"/>
       </w:pPr>
       <w:r>
-        <w:t>Auto-code fails because models are missing</w:t>
+        <w:t>8.21 Auto-code fails because models are missing</w:t>
       </w:r>
     </w:p>
     <w:p/>
@@ -7670,7 +8279,7 @@
         <w:pStyle w:val="Heading3"/>
       </w:pPr>
       <w:r>
-        <w:t>GIS auto-code or GIS Layers page is empty</w:t>
+        <w:t>8.22 GIS auto-code or GIS Layers page is empty</w:t>
       </w:r>
     </w:p>
     <w:p/>
@@ -7691,7 +8300,7 @@
         <w:pStyle w:val="Heading2"/>
       </w:pPr>
       <w:r>
-        <w:t>`in/` folder and source images</w:t>
+        <w:t>8.3 `in/` folder and source images</w:t>
       </w:r>
     </w:p>
     <w:p/>
@@ -7700,7 +8309,7 @@
         <w:pStyle w:val="Heading3"/>
       </w:pPr>
       <w:r>
-        <w:t>`in/` was created by Docker instead of manually</w:t>
+        <w:t>8.31 `in/` was created by Docker instead of manually</w:t>
       </w:r>
     </w:p>
     <w:p/>
@@ -7721,7 +8330,7 @@
         <w:pStyle w:val="Heading3"/>
       </w:pPr>
       <w:r>
-        <w:t>Images are directly under `in/` instead of inside subfolders</w:t>
+        <w:t>8.32 Images are directly under `in/` instead of inside subfolders</w:t>
       </w:r>
     </w:p>
     <w:p/>
@@ -7742,7 +8351,7 @@
         <w:pStyle w:val="Heading3"/>
       </w:pPr>
       <w:r>
-        <w:t>Images have no GPS EXIF data</w:t>
+        <w:t>8.33 Images have no GPS EXIF data</w:t>
       </w:r>
     </w:p>
     <w:p/>
@@ -7763,7 +8372,7 @@
         <w:pStyle w:val="Heading2"/>
       </w:pPr>
       <w:r>
-        <w:t>Polygon and road selection</w:t>
+        <w:t>8.4 Polygon and road selection</w:t>
       </w:r>
     </w:p>
     <w:p/>
@@ -7772,7 +8381,7 @@
         <w:pStyle w:val="Heading3"/>
       </w:pPr>
       <w:r>
-        <w:t>Polygon selection returns planning areas instead of roads</w:t>
+        <w:t>8.41 Polygon selection returns planning areas instead of roads</w:t>
       </w:r>
     </w:p>
     <w:p/>
@@ -7837,7 +8446,7 @@
         <w:pStyle w:val="Heading3"/>
       </w:pPr>
       <w:r>
-        <w:t>Selected roads are marked unavailable</w:t>
+        <w:t>8.42 Selected roads are marked unavailable</w:t>
       </w:r>
     </w:p>
     <w:p/>
@@ -7875,7 +8484,7 @@
         <w:pStyle w:val="Heading3"/>
       </w:pPr>
       <w:r>
-        <w:t>Create Project says no geotagged images were found inside the polygon</w:t>
+        <w:t>8.43 Create Project says no geotagged images were found inside the polygon</w:t>
       </w:r>
     </w:p>
     <w:p/>
@@ -7927,7 +8536,7 @@
         <w:pStyle w:val="Heading2"/>
       </w:pPr>
       <w:r>
-        <w:t>Project metadata and search</w:t>
+        <w:t>8.5 Project metadata and search</w:t>
       </w:r>
     </w:p>
     <w:p/>
@@ -7936,7 +8545,7 @@
         <w:pStyle w:val="Heading3"/>
       </w:pPr>
       <w:r>
-        <w:t>Searching by road name does not return the expected project</w:t>
+        <w:t>8.51 Searching by road name does not return the expected project</w:t>
       </w:r>
     </w:p>
     <w:p/>
@@ -7963,7 +8572,7 @@
         <w:pStyle w:val="Heading3"/>
       </w:pPr>
       <w:r>
-        <w:t>Project name cannot contain underscores</w:t>
+        <w:t>8.52 Project name cannot contain underscores</w:t>
       </w:r>
     </w:p>
     <w:p/>
@@ -7984,7 +8593,7 @@
         <w:pStyle w:val="Heading2"/>
       </w:pPr>
       <w:r>
-        <w:t>Scoring and coding</w:t>
+        <w:t>8.6 Scoring and coding</w:t>
       </w:r>
     </w:p>
     <w:p/>
@@ -7993,7 +8602,7 @@
         <w:pStyle w:val="Heading3"/>
       </w:pPr>
       <w:r>
-        <w:t>Scores do not update after save</w:t>
+        <w:t>8.61 Scores do not update after save</w:t>
       </w:r>
     </w:p>
     <w:p/>
@@ -8014,7 +8623,7 @@
         <w:pStyle w:val="Heading3"/>
       </w:pPr>
       <w:r>
-        <w:t>First auto-code request is very slow</w:t>
+        <w:t>8.62 First auto-code request is very slow</w:t>
       </w:r>
     </w:p>
     <w:p/>
@@ -8029,7 +8638,7 @@
         <w:pStyle w:val="Heading2"/>
       </w:pPr>
       <w:r>
-        <w:t>Documentation drift</w:t>
+        <w:t>8.7 Documentation drift</w:t>
       </w:r>
     </w:p>
     <w:p/>
@@ -8038,7 +8647,7 @@
         <w:pStyle w:val="Heading3"/>
       </w:pPr>
       <w:r>
-        <w:t>The repository docs were updated, but the Help page still shows old content</w:t>
+        <w:t>8.71 The repository docs were updated, but the Help page still shows old content</w:t>
       </w:r>
     </w:p>
     <w:p/>
@@ -8059,7 +8668,7 @@
         <w:pStyle w:val="Heading2"/>
       </w:pPr>
       <w:r>
-        <w:t>Data recovery</w:t>
+        <w:t>8.8 Data recovery</w:t>
       </w:r>
     </w:p>
     <w:p/>
@@ -8068,7 +8677,7 @@
         <w:pStyle w:val="Heading3"/>
       </w:pPr>
       <w:r>
-        <w:t>Projects disappear after container restart</w:t>
+        <w:t>8.81 Projects disappear after container restart</w:t>
       </w:r>
     </w:p>
     <w:p/>
@@ -8089,7 +8698,7 @@
         <w:pStyle w:val="Heading3"/>
       </w:pPr>
       <w:r>
-        <w:t>A project was deleted accidentally</w:t>
+        <w:t>8.82 A project was deleted accidentally</w:t>
       </w:r>
     </w:p>
     <w:p/>
@@ -8130,7 +8739,7 @@
         <w:pStyle w:val="Heading2"/>
       </w:pPr>
       <w:r>
-        <w:t>Working style</w:t>
+        <w:t>9.1 Working style</w:t>
       </w:r>
     </w:p>
     <w:p/>
@@ -8172,7 +8781,7 @@
         <w:pStyle w:val="Heading2"/>
       </w:pPr>
       <w:r>
-        <w:t>Validation expectations</w:t>
+        <w:t>9.2 Validation expectations</w:t>
       </w:r>
     </w:p>
     <w:p/>
@@ -8218,7 +8827,7 @@
         <w:pStyle w:val="Heading2"/>
       </w:pPr>
       <w:r>
-        <w:t>Documentation rule</w:t>
+        <w:t>9.3 Documentation rule</w:t>
       </w:r>
     </w:p>
     <w:p/>
@@ -8233,7 +8842,7 @@
         <w:pStyle w:val="Heading2"/>
       </w:pPr>
       <w:r>
-        <w:t>Project-data safety</w:t>
+        <w:t>9.4 Project-data safety</w:t>
       </w:r>
     </w:p>
     <w:p/>
@@ -8267,13 +8876,590 @@
         <w:pStyle w:val="Heading2"/>
       </w:pPr>
       <w:r>
-        <w:t>Local development</w:t>
+        <w:t>9.5 Local development</w:t>
       </w:r>
     </w:p>
     <w:p/>
     <w:p>
       <w:r>
         <w:t>For local setup, see installation.md.</w:t>
+      </w:r>
+    </w:p>
+    <w:p/>
+    <w:p>
+      <w:r>
+        <w:br w:type="page"/>
+      </w:r>
+    </w:p>
+    <w:p>
+      <w:pPr>
+        <w:pStyle w:val="Heading1"/>
+      </w:pPr>
+      <w:r>
+        <w:t>Jira — Bug Tracking &amp; Task Management</w:t>
+      </w:r>
+    </w:p>
+    <w:p/>
+    <w:p>
+      <w:r>
+        <w:t>We use Jira to log bug fixes, feature updates, and outstanding tasks for PSAT.</w:t>
+      </w:r>
+    </w:p>
+    <w:p/>
+    <w:p>
+      <w:r>
+        <w:t>🔗 Open Jira Board</w:t>
+      </w:r>
+    </w:p>
+    <w:p/>
+    <w:p>
+      <w:r>
+        <w:t>____________________</w:t>
+      </w:r>
+    </w:p>
+    <w:p/>
+    <w:p>
+      <w:pPr>
+        <w:pStyle w:val="Heading2"/>
+      </w:pPr>
+      <w:r>
+        <w:t>10.1 How to Log In</w:t>
+      </w:r>
+    </w:p>
+    <w:p/>
+    <w:p>
+      <w:r>
+        <w:t>Access to the Jira board requires the shared project Google account:</w:t>
+      </w:r>
+    </w:p>
+    <w:p/>
+    <w:p>
+      <w:r>
+        <w:t>| Field | Value |</w:t>
+      </w:r>
+    </w:p>
+    <w:p>
+      <w:r>
+        <w:t>|---|---|</w:t>
+      </w:r>
+    </w:p>
+    <w:p>
+      <w:r>
+        <w:t>| Email | psat.dev.ai@gmail.com |</w:t>
+      </w:r>
+    </w:p>
+    <w:p>
+      <w:r>
+        <w:t>| Login method | Google (Continue with Google) |</w:t>
+      </w:r>
+    </w:p>
+    <w:p/>
+    <w:p>
+      <w:pPr>
+        <w:pStyle w:val="Heading3"/>
+      </w:pPr>
+      <w:r>
+        <w:t>10.11 Steps</w:t>
+      </w:r>
+    </w:p>
+    <w:p/>
+    <w:p>
+      <w:r>
+        <w:t>1. Click the Open Jira Board link above.</w:t>
+      </w:r>
+    </w:p>
+    <w:p>
+      <w:r>
+        <w:t>2. On the Atlassian login screen, click Continue with Google.</w:t>
+      </w:r>
+    </w:p>
+    <w:p>
+      <w:r>
+        <w:t>3. When prompted to choose a Google account, select or enter psat.dev.ai@gmail.com.</w:t>
+      </w:r>
+    </w:p>
+    <w:p>
+      <w:r>
+        <w:t>4. Complete the Google sign-in. You will be redirected to the PSAT Jira workspace.</w:t>
+      </w:r>
+    </w:p>
+    <w:p/>
+    <w:p>
+      <w:r>
+        <w:t>&gt; Note: The password for `psat.dev.ai@gmail.com` is held by the project lead. Contact them if you need access for the first time.</w:t>
+      </w:r>
+    </w:p>
+    <w:p/>
+    <w:p>
+      <w:r>
+        <w:t>____________________</w:t>
+      </w:r>
+    </w:p>
+    <w:p/>
+    <w:p>
+      <w:pPr>
+        <w:pStyle w:val="Heading2"/>
+      </w:pPr>
+      <w:r>
+        <w:t>10.2 Viewing the Board &amp; Outstanding Tasks</w:t>
+      </w:r>
+    </w:p>
+    <w:p/>
+    <w:p>
+      <w:r>
+        <w:t>The Board view gives you an overview of all work, organised by status column.</w:t>
+      </w:r>
+    </w:p>
+    <w:p/>
+    <w:p>
+      <w:r>
+        <w:t>1. After logging in, click Projects in the top navigation bar and select the PSAT project.</w:t>
+      </w:r>
+    </w:p>
+    <w:p>
+      <w:r>
+        <w:t>2. In the left sidebar, click Board to see the Kanban-style columns:</w:t>
+      </w:r>
+    </w:p>
+    <w:p>
+      <w:pPr>
+        <w:pStyle w:val="ListBullet"/>
+      </w:pPr>
+      <w:r>
+        <w:t>**To Do** — tasks not yet started</w:t>
+      </w:r>
+    </w:p>
+    <w:p>
+      <w:pPr>
+        <w:pStyle w:val="ListBullet"/>
+      </w:pPr>
+      <w:r>
+        <w:t>**In Progress** — work currently being done</w:t>
+      </w:r>
+    </w:p>
+    <w:p>
+      <w:pPr>
+        <w:pStyle w:val="ListBullet"/>
+      </w:pPr>
+      <w:r>
+        <w:t>**In Review** — waiting for review or testing</w:t>
+      </w:r>
+    </w:p>
+    <w:p>
+      <w:pPr>
+        <w:pStyle w:val="ListBullet"/>
+      </w:pPr>
+      <w:r>
+        <w:t>**Done** — completed items</w:t>
+      </w:r>
+    </w:p>
+    <w:p>
+      <w:r>
+        <w:t>3. To see only outstanding tasks, click the To Do column or use the Backlog view (left sidebar → Backlog) for the full prioritised list.</w:t>
+      </w:r>
+    </w:p>
+    <w:p>
+      <w:r>
+        <w:t>4. Use the filter bar at the top of the board to filter by:</w:t>
+      </w:r>
+    </w:p>
+    <w:p>
+      <w:pPr>
+        <w:pStyle w:val="ListBullet"/>
+      </w:pPr>
+      <w:r>
+        <w:t>**Assignee** — show only your own tickets</w:t>
+      </w:r>
+    </w:p>
+    <w:p>
+      <w:pPr>
+        <w:pStyle w:val="ListBullet"/>
+      </w:pPr>
+      <w:r>
+        <w:t>**Type** — Bug, Task, Story, etc.</w:t>
+      </w:r>
+    </w:p>
+    <w:p>
+      <w:pPr>
+        <w:pStyle w:val="ListBullet"/>
+      </w:pPr>
+      <w:r>
+        <w:t>**Priority** — Highest, High, Medium, Low</w:t>
+      </w:r>
+    </w:p>
+    <w:p>
+      <w:r>
+        <w:t>5. Click any ticket card to open its detail panel and read the full description.</w:t>
+      </w:r>
+    </w:p>
+    <w:p/>
+    <w:p>
+      <w:r>
+        <w:t>____________________</w:t>
+      </w:r>
+    </w:p>
+    <w:p/>
+    <w:p>
+      <w:pPr>
+        <w:pStyle w:val="Heading2"/>
+      </w:pPr>
+      <w:r>
+        <w:t>10.3 Viewing Bugs Specifically</w:t>
+      </w:r>
+    </w:p>
+    <w:p/>
+    <w:p>
+      <w:r>
+        <w:t>1. In the left sidebar, click Issues (or use the top search bar).</w:t>
+      </w:r>
+    </w:p>
+    <w:p>
+      <w:r>
+        <w:t>2. Click View all issues.</w:t>
+      </w:r>
+    </w:p>
+    <w:p>
+      <w:r>
+        <w:t>3. In the Type filter, select Bug.</w:t>
+      </w:r>
+    </w:p>
+    <w:p>
+      <w:r>
+        <w:t>4. All open bug reports will be listed. Click any row to open the bug detail.</w:t>
+      </w:r>
+    </w:p>
+    <w:p/>
+    <w:p>
+      <w:r>
+        <w:t>____________________</w:t>
+      </w:r>
+    </w:p>
+    <w:p/>
+    <w:p>
+      <w:pPr>
+        <w:pStyle w:val="Heading2"/>
+      </w:pPr>
+      <w:r>
+        <w:t>10.4 Creating a New Ticket (Bug, Task, or Feature)</w:t>
+      </w:r>
+    </w:p>
+    <w:p/>
+    <w:p>
+      <w:r>
+        <w:t>1. Click the + Create button in the top navigation bar.</w:t>
+      </w:r>
+    </w:p>
+    <w:p>
+      <w:r>
+        <w:t>2. Fill in the form:</w:t>
+      </w:r>
+    </w:p>
+    <w:p>
+      <w:pPr>
+        <w:pStyle w:val="ListBullet"/>
+      </w:pPr>
+      <w:r>
+        <w:t>**Project** — select *PSAT*</w:t>
+      </w:r>
+    </w:p>
+    <w:p>
+      <w:pPr>
+        <w:pStyle w:val="ListBullet"/>
+      </w:pPr>
+      <w:r>
+        <w:t>**Issue Type** — choose *Bug*, *Task*, or *Story*</w:t>
+      </w:r>
+    </w:p>
+    <w:p>
+      <w:pPr>
+        <w:pStyle w:val="ListBullet"/>
+      </w:pPr>
+      <w:r>
+        <w:t>**Summary** — a short, clear title (e.g. `Fix: Road Network layer showing Unknown in GIS page`)</w:t>
+      </w:r>
+    </w:p>
+    <w:p>
+      <w:pPr>
+        <w:pStyle w:val="ListBullet"/>
+      </w:pPr>
+      <w:r>
+        <w:t>**Description** — explain the issue or task in detail. For bugs, include:</w:t>
+      </w:r>
+    </w:p>
+    <w:p>
+      <w:pPr>
+        <w:pStyle w:val="ListBullet"/>
+      </w:pPr>
+      <w:r>
+        <w:t>Steps to reproduce</w:t>
+      </w:r>
+    </w:p>
+    <w:p>
+      <w:pPr>
+        <w:pStyle w:val="ListBullet"/>
+      </w:pPr>
+      <w:r>
+        <w:t>What you expected to happen</w:t>
+      </w:r>
+    </w:p>
+    <w:p>
+      <w:pPr>
+        <w:pStyle w:val="ListBullet"/>
+      </w:pPr>
+      <w:r>
+        <w:t>What actually happened</w:t>
+      </w:r>
+    </w:p>
+    <w:p>
+      <w:pPr>
+        <w:pStyle w:val="ListBullet"/>
+      </w:pPr>
+      <w:r>
+        <w:t>Any screenshots or error messages</w:t>
+      </w:r>
+    </w:p>
+    <w:p>
+      <w:pPr>
+        <w:pStyle w:val="ListBullet"/>
+      </w:pPr>
+      <w:r>
+        <w:t>**Priority** — set appropriately (Highest / High / Medium / Low)</w:t>
+      </w:r>
+    </w:p>
+    <w:p>
+      <w:pPr>
+        <w:pStyle w:val="ListBullet"/>
+      </w:pPr>
+      <w:r>
+        <w:t>**Assignee** — assign to yourself or leave unassigned if unsure</w:t>
+      </w:r>
+    </w:p>
+    <w:p>
+      <w:r>
+        <w:t>3. Click Create. The ticket appears in the To Do column on the board.</w:t>
+      </w:r>
+    </w:p>
+    <w:p/>
+    <w:p>
+      <w:r>
+        <w:t>____________________</w:t>
+      </w:r>
+    </w:p>
+    <w:p/>
+    <w:p>
+      <w:pPr>
+        <w:pStyle w:val="Heading2"/>
+      </w:pPr>
+      <w:r>
+        <w:t>10.5 Editing an Existing Ticket</w:t>
+      </w:r>
+    </w:p>
+    <w:p/>
+    <w:p>
+      <w:r>
+        <w:t>1. Open the ticket by clicking its card on the board or finding it via Issues.</w:t>
+      </w:r>
+    </w:p>
+    <w:p>
+      <w:r>
+        <w:t>2. Click directly on any field to edit it inline:</w:t>
+      </w:r>
+    </w:p>
+    <w:p>
+      <w:pPr>
+        <w:pStyle w:val="ListBullet"/>
+      </w:pPr>
+      <w:r>
+        <w:t>**Summary** (title) — click the title text to edit</w:t>
+      </w:r>
+    </w:p>
+    <w:p>
+      <w:pPr>
+        <w:pStyle w:val="ListBullet"/>
+      </w:pPr>
+      <w:r>
+        <w:t>**Description** — click the description body to open the editor</w:t>
+      </w:r>
+    </w:p>
+    <w:p>
+      <w:pPr>
+        <w:pStyle w:val="ListBullet"/>
+      </w:pPr>
+      <w:r>
+        <w:t>**Assignee** — click the assignee field and select a team member</w:t>
+      </w:r>
+    </w:p>
+    <w:p>
+      <w:pPr>
+        <w:pStyle w:val="ListBullet"/>
+      </w:pPr>
+      <w:r>
+        <w:t>**Priority** — click the priority icon to change it</w:t>
+      </w:r>
+    </w:p>
+    <w:p>
+      <w:pPr>
+        <w:pStyle w:val="ListBullet"/>
+      </w:pPr>
+      <w:r>
+        <w:t>**Status** — click the status badge (e.g. *To Do*) and select a new status from the dropdown</w:t>
+      </w:r>
+    </w:p>
+    <w:p>
+      <w:r>
+        <w:t>3. Changes save automatically as you update each field.</w:t>
+      </w:r>
+    </w:p>
+    <w:p>
+      <w:r>
+        <w:t>4. To add a comment (e.g. progress update or question), scroll to the bottom of the ticket and type in the Add a comment box, then click Save.</w:t>
+      </w:r>
+    </w:p>
+    <w:p/>
+    <w:p>
+      <w:r>
+        <w:t>____________________</w:t>
+      </w:r>
+    </w:p>
+    <w:p/>
+    <w:p>
+      <w:pPr>
+        <w:pStyle w:val="Heading2"/>
+      </w:pPr>
+      <w:r>
+        <w:t>10.6 Moving a Ticket Through the Workflow</w:t>
+      </w:r>
+    </w:p>
+    <w:p/>
+    <w:p>
+      <w:r>
+        <w:t>| Status | When to use |</w:t>
+      </w:r>
+    </w:p>
+    <w:p>
+      <w:r>
+        <w:t>|---|---|</w:t>
+      </w:r>
+    </w:p>
+    <w:p>
+      <w:r>
+        <w:t>| To Do | Not yet started |</w:t>
+      </w:r>
+    </w:p>
+    <w:p>
+      <w:r>
+        <w:t>| In Progress | You have started working on it — assign yourself |</w:t>
+      </w:r>
+    </w:p>
+    <w:p>
+      <w:r>
+        <w:t>| In Review | Code is written and a PR is open; waiting for review |</w:t>
+      </w:r>
+    </w:p>
+    <w:p>
+      <w:r>
+        <w:t>| Done | Fix is merged, tested, and verified |</w:t>
+      </w:r>
+    </w:p>
+    <w:p/>
+    <w:p>
+      <w:r>
+        <w:t>To move a ticket:</w:t>
+      </w:r>
+    </w:p>
+    <w:p>
+      <w:pPr>
+        <w:pStyle w:val="ListBullet"/>
+      </w:pPr>
+      <w:r>
+        <w:t>**On the board** — drag the card to the next column.</w:t>
+      </w:r>
+    </w:p>
+    <w:p>
+      <w:pPr>
+        <w:pStyle w:val="ListBullet"/>
+      </w:pPr>
+      <w:r>
+        <w:t>**Inside the ticket** — click the status badge at the top and pick the new status.</w:t>
+      </w:r>
+    </w:p>
+    <w:p/>
+    <w:p>
+      <w:r>
+        <w:t>____________________</w:t>
+      </w:r>
+    </w:p>
+    <w:p/>
+    <w:p>
+      <w:pPr>
+        <w:pStyle w:val="Heading2"/>
+      </w:pPr>
+      <w:r>
+        <w:t>10.7 Closing / Resolving a Ticket</w:t>
+      </w:r>
+    </w:p>
+    <w:p/>
+    <w:p>
+      <w:r>
+        <w:t>1. Open the ticket.</w:t>
+      </w:r>
+    </w:p>
+    <w:p>
+      <w:r>
+        <w:t>2. Click the status badge and select Done.</w:t>
+      </w:r>
+    </w:p>
+    <w:p>
+      <w:r>
+        <w:t>3. Optionally add a comment describing what was done and which commit or PR resolved it.</w:t>
+      </w:r>
+    </w:p>
+    <w:p/>
+    <w:p>
+      <w:r>
+        <w:t>____________________</w:t>
+      </w:r>
+    </w:p>
+    <w:p/>
+    <w:p>
+      <w:pPr>
+        <w:pStyle w:val="Heading2"/>
+      </w:pPr>
+      <w:r>
+        <w:t>10.8 Tips</w:t>
+      </w:r>
+    </w:p>
+    <w:p/>
+    <w:p>
+      <w:pPr>
+        <w:pStyle w:val="ListBullet"/>
+      </w:pPr>
+      <w:r>
+        <w:t>**Link related tickets** — inside a ticket, click **Link** to connect it to another issue (e.g. a bug that blocks a task).</w:t>
+      </w:r>
+    </w:p>
+    <w:p>
+      <w:pPr>
+        <w:pStyle w:val="ListBullet"/>
+      </w:pPr>
+      <w:r>
+        <w:t>**Attach files** — drag and drop screenshots or log files directly into the ticket description or comment box.</w:t>
+      </w:r>
+    </w:p>
+    <w:p>
+      <w:pPr>
+        <w:pStyle w:val="ListBullet"/>
+      </w:pPr>
+      <w:r>
+        <w:t>**Use labels** — add labels like `frontend`, `backend`, `gis`, or `scoring` to make filtering easier.</w:t>
+      </w:r>
+    </w:p>
+    <w:p>
+      <w:pPr>
+        <w:pStyle w:val="ListBullet"/>
+      </w:pPr>
+      <w:r>
+        <w:t>**Watch a ticket** — click the eye icon on a ticket to get notified when it is updated.</w:t>
       </w:r>
     </w:p>
     <w:p/>
